--- a/Modul 6/WebApi/WebApi, REst, Swagger.docx
+++ b/Modul 6/WebApi/WebApi, REst, Swagger.docx
@@ -6,50 +6,93 @@
       <w:pPr>
         <w:jc w:val="center"/>
         <w:rPr>
+          <w:rFonts w:ascii="Arial" w:hAnsi="Arial" w:cs="Arial"/>
           <w:b/>
           <w:bCs/>
           <w:sz w:val="24"/>
           <w:szCs w:val="24"/>
           <w:u w:val="single"/>
-          <w:lang w:val="en-GB"/>
-        </w:rPr>
-      </w:pPr>
-      <w:r>
-        <w:rPr>
+        </w:rPr>
+      </w:pPr>
+      <w:r>
+        <w:rPr>
+          <w:rFonts w:ascii="Arial" w:hAnsi="Arial" w:cs="Arial"/>
           <w:b/>
           <w:bCs/>
           <w:sz w:val="24"/>
           <w:szCs w:val="24"/>
           <w:u w:val="single"/>
-          <w:lang w:val="en-GB"/>
         </w:rPr>
         <w:t>ASP.NET Core WebAPI</w:t>
       </w:r>
     </w:p>
     <w:p>
       <w:pPr>
+        <w:rPr>
+          <w:rFonts w:ascii="Arial" w:hAnsi="Arial" w:cs="Arial"/>
+          <w:sz w:val="24"/>
+          <w:szCs w:val="24"/>
+        </w:rPr>
+      </w:pPr>
+      <w:r>
+        <w:rPr>
+          <w:rFonts w:ascii="Arial" w:hAnsi="Arial" w:cs="Arial"/>
+          <w:sz w:val="24"/>
+          <w:szCs w:val="24"/>
+        </w:rPr>
+        <w:t>API ist die Abkürzung für Application Programming Interface</w:t>
+      </w:r>
+      <w:r>
+        <w:rPr>
+          <w:rFonts w:ascii="Arial" w:hAnsi="Arial" w:cs="Arial"/>
+          <w:sz w:val="24"/>
+          <w:szCs w:val="24"/>
+        </w:rPr>
+        <w:t xml:space="preserve"> (</w:t>
+      </w:r>
+      <w:r>
+        <w:rPr>
+          <w:rFonts w:ascii="Arial" w:hAnsi="Arial" w:cs="Arial"/>
+          <w:sz w:val="24"/>
+          <w:szCs w:val="24"/>
+        </w:rPr>
+        <w:t>Programmierschnittstelle</w:t>
+      </w:r>
+      <w:r>
+        <w:rPr>
+          <w:rFonts w:ascii="Arial" w:hAnsi="Arial" w:cs="Arial"/>
+          <w:sz w:val="24"/>
+          <w:szCs w:val="24"/>
+        </w:rPr>
+        <w:t>)</w:t>
+      </w:r>
+    </w:p>
+    <w:p>
+      <w:pPr>
         <w:jc w:val="center"/>
         <w:rPr>
+          <w:rFonts w:ascii="Arial" w:hAnsi="Arial" w:cs="Arial"/>
           <w:b/>
           <w:bCs/>
           <w:sz w:val="24"/>
           <w:szCs w:val="24"/>
           <w:u w:val="single"/>
-          <w:lang w:val="en-GB"/>
-        </w:rPr>
-      </w:pPr>
-    </w:p>
-    <w:p>
-      <w:pPr>
-        <w:rPr>
-          <w:b/>
-          <w:bCs/>
-          <w:sz w:val="24"/>
-          <w:szCs w:val="24"/>
-        </w:rPr>
-      </w:pPr>
-      <w:r>
-        <w:rPr>
+        </w:rPr>
+      </w:pPr>
+    </w:p>
+    <w:p>
+      <w:pPr>
+        <w:rPr>
+          <w:rFonts w:ascii="Arial" w:hAnsi="Arial" w:cs="Arial"/>
+          <w:b/>
+          <w:bCs/>
+          <w:sz w:val="24"/>
+          <w:szCs w:val="24"/>
+        </w:rPr>
+      </w:pPr>
+      <w:r>
+        <w:rPr>
+          <w:rFonts w:ascii="Arial" w:hAnsi="Arial" w:cs="Arial"/>
           <w:b/>
           <w:bCs/>
           <w:sz w:val="24"/>
@@ -65,12 +108,14 @@
           <w:numId w:val="2"/>
         </w:numPr>
         <w:rPr>
-          <w:sz w:val="24"/>
-          <w:szCs w:val="24"/>
-        </w:rPr>
-      </w:pPr>
-      <w:r>
-        <w:rPr>
+          <w:rFonts w:ascii="Arial" w:hAnsi="Arial" w:cs="Arial"/>
+          <w:sz w:val="24"/>
+          <w:szCs w:val="24"/>
+        </w:rPr>
+      </w:pPr>
+      <w:r>
+        <w:rPr>
+          <w:rFonts w:ascii="Arial" w:hAnsi="Arial" w:cs="Arial"/>
           <w:sz w:val="24"/>
           <w:szCs w:val="24"/>
         </w:rPr>
@@ -78,6 +123,7 @@
       </w:r>
       <w:r>
         <w:rPr>
+          <w:rFonts w:ascii="Arial" w:hAnsi="Arial" w:cs="Arial"/>
           <w:b/>
           <w:bCs/>
           <w:sz w:val="24"/>
@@ -87,6 +133,7 @@
       </w:r>
       <w:r>
         <w:rPr>
+          <w:rFonts w:ascii="Arial" w:hAnsi="Arial" w:cs="Arial"/>
           <w:sz w:val="24"/>
           <w:szCs w:val="24"/>
         </w:rPr>
@@ -100,12 +147,14 @@
           <w:numId w:val="2"/>
         </w:numPr>
         <w:rPr>
-          <w:sz w:val="24"/>
-          <w:szCs w:val="24"/>
-        </w:rPr>
-      </w:pPr>
-      <w:r>
-        <w:rPr>
+          <w:rFonts w:ascii="Arial" w:hAnsi="Arial" w:cs="Arial"/>
+          <w:sz w:val="24"/>
+          <w:szCs w:val="24"/>
+        </w:rPr>
+      </w:pPr>
+      <w:r>
+        <w:rPr>
+          <w:rFonts w:ascii="Arial" w:hAnsi="Arial" w:cs="Arial"/>
           <w:sz w:val="24"/>
           <w:szCs w:val="24"/>
         </w:rPr>
@@ -113,6 +162,7 @@
       </w:r>
       <w:r>
         <w:rPr>
+          <w:rFonts w:ascii="Arial" w:hAnsi="Arial" w:cs="Arial"/>
           <w:b/>
           <w:bCs/>
           <w:sz w:val="24"/>
@@ -122,6 +172,7 @@
       </w:r>
       <w:r>
         <w:rPr>
+          <w:rFonts w:ascii="Arial" w:hAnsi="Arial" w:cs="Arial"/>
           <w:sz w:val="24"/>
           <w:szCs w:val="24"/>
         </w:rPr>
@@ -135,12 +186,14 @@
           <w:numId w:val="2"/>
         </w:numPr>
         <w:rPr>
-          <w:sz w:val="24"/>
-          <w:szCs w:val="24"/>
-        </w:rPr>
-      </w:pPr>
-      <w:r>
-        <w:rPr>
+          <w:rFonts w:ascii="Arial" w:hAnsi="Arial" w:cs="Arial"/>
+          <w:sz w:val="24"/>
+          <w:szCs w:val="24"/>
+        </w:rPr>
+      </w:pPr>
+      <w:r>
+        <w:rPr>
+          <w:rFonts w:ascii="Arial" w:hAnsi="Arial" w:cs="Arial"/>
           <w:sz w:val="24"/>
           <w:szCs w:val="24"/>
         </w:rPr>
@@ -150,12 +203,14 @@
     <w:p>
       <w:pPr>
         <w:rPr>
-          <w:sz w:val="24"/>
-          <w:szCs w:val="24"/>
-        </w:rPr>
-      </w:pPr>
-      <w:r>
-        <w:rPr>
+          <w:rFonts w:ascii="Arial" w:hAnsi="Arial" w:cs="Arial"/>
+          <w:sz w:val="24"/>
+          <w:szCs w:val="24"/>
+        </w:rPr>
+      </w:pPr>
+      <w:r>
+        <w:rPr>
+          <w:rFonts w:ascii="Arial" w:hAnsi="Arial" w:cs="Arial"/>
           <w:sz w:val="24"/>
           <w:szCs w:val="24"/>
         </w:rPr>
@@ -169,12 +224,14 @@
           <w:numId w:val="3"/>
         </w:numPr>
         <w:rPr>
-          <w:sz w:val="24"/>
-          <w:szCs w:val="24"/>
-        </w:rPr>
-      </w:pPr>
-      <w:r>
-        <w:rPr>
+          <w:rFonts w:ascii="Arial" w:hAnsi="Arial" w:cs="Arial"/>
+          <w:sz w:val="24"/>
+          <w:szCs w:val="24"/>
+        </w:rPr>
+      </w:pPr>
+      <w:r>
+        <w:rPr>
+          <w:rFonts w:ascii="Arial" w:hAnsi="Arial" w:cs="Arial"/>
           <w:sz w:val="24"/>
           <w:szCs w:val="24"/>
         </w:rPr>
@@ -188,12 +245,14 @@
           <w:numId w:val="3"/>
         </w:numPr>
         <w:rPr>
-          <w:sz w:val="24"/>
-          <w:szCs w:val="24"/>
-        </w:rPr>
-      </w:pPr>
-      <w:r>
-        <w:rPr>
+          <w:rFonts w:ascii="Arial" w:hAnsi="Arial" w:cs="Arial"/>
+          <w:sz w:val="24"/>
+          <w:szCs w:val="24"/>
+        </w:rPr>
+      </w:pPr>
+      <w:r>
+        <w:rPr>
+          <w:rFonts w:ascii="Arial" w:hAnsi="Arial" w:cs="Arial"/>
           <w:sz w:val="24"/>
           <w:szCs w:val="24"/>
         </w:rPr>
@@ -203,22 +262,25 @@
     <w:p>
       <w:pPr>
         <w:rPr>
-          <w:sz w:val="24"/>
-          <w:szCs w:val="24"/>
-        </w:rPr>
-      </w:pPr>
-    </w:p>
-    <w:p>
-      <w:pPr>
-        <w:rPr>
-          <w:b/>
-          <w:bCs/>
-          <w:sz w:val="24"/>
-          <w:szCs w:val="24"/>
-        </w:rPr>
-      </w:pPr>
-      <w:r>
-        <w:rPr>
+          <w:rFonts w:ascii="Arial" w:hAnsi="Arial" w:cs="Arial"/>
+          <w:sz w:val="24"/>
+          <w:szCs w:val="24"/>
+        </w:rPr>
+      </w:pPr>
+    </w:p>
+    <w:p>
+      <w:pPr>
+        <w:rPr>
+          <w:rFonts w:ascii="Arial" w:hAnsi="Arial" w:cs="Arial"/>
+          <w:b/>
+          <w:bCs/>
+          <w:sz w:val="24"/>
+          <w:szCs w:val="24"/>
+        </w:rPr>
+      </w:pPr>
+      <w:r>
+        <w:rPr>
+          <w:rFonts w:ascii="Arial" w:hAnsi="Arial" w:cs="Arial"/>
           <w:b/>
           <w:bCs/>
           <w:sz w:val="24"/>
@@ -230,14 +292,16 @@
     <w:p>
       <w:pPr>
         <w:rPr>
-          <w:b/>
-          <w:bCs/>
-          <w:sz w:val="24"/>
-          <w:szCs w:val="24"/>
-        </w:rPr>
-      </w:pPr>
-      <w:r>
-        <w:rPr>
+          <w:rFonts w:ascii="Arial" w:hAnsi="Arial" w:cs="Arial"/>
+          <w:b/>
+          <w:bCs/>
+          <w:sz w:val="24"/>
+          <w:szCs w:val="24"/>
+        </w:rPr>
+      </w:pPr>
+      <w:r>
+        <w:rPr>
+          <w:rFonts w:ascii="Arial" w:hAnsi="Arial" w:cs="Arial"/>
           <w:b/>
           <w:bCs/>
           <w:sz w:val="24"/>
@@ -253,12 +317,14 @@
           <w:numId w:val="4"/>
         </w:numPr>
         <w:rPr>
-          <w:sz w:val="24"/>
-          <w:szCs w:val="24"/>
-        </w:rPr>
-      </w:pPr>
-      <w:r>
-        <w:rPr>
+          <w:rFonts w:ascii="Arial" w:hAnsi="Arial" w:cs="Arial"/>
+          <w:sz w:val="24"/>
+          <w:szCs w:val="24"/>
+        </w:rPr>
+      </w:pPr>
+      <w:r>
+        <w:rPr>
+          <w:rFonts w:ascii="Arial" w:hAnsi="Arial" w:cs="Arial"/>
           <w:sz w:val="24"/>
           <w:szCs w:val="24"/>
         </w:rPr>
@@ -266,6 +332,7 @@
       </w:r>
       <w:r>
         <w:rPr>
+          <w:rFonts w:ascii="Arial" w:hAnsi="Arial" w:cs="Arial"/>
           <w:b/>
           <w:bCs/>
           <w:sz w:val="24"/>
@@ -275,6 +342,7 @@
       </w:r>
       <w:r>
         <w:rPr>
+          <w:rFonts w:ascii="Arial" w:hAnsi="Arial" w:cs="Arial"/>
           <w:sz w:val="24"/>
           <w:szCs w:val="24"/>
         </w:rPr>
@@ -288,12 +356,14 @@
           <w:numId w:val="4"/>
         </w:numPr>
         <w:rPr>
-          <w:sz w:val="24"/>
-          <w:szCs w:val="24"/>
-        </w:rPr>
-      </w:pPr>
-      <w:r>
-        <w:rPr>
+          <w:rFonts w:ascii="Arial" w:hAnsi="Arial" w:cs="Arial"/>
+          <w:sz w:val="24"/>
+          <w:szCs w:val="24"/>
+        </w:rPr>
+      </w:pPr>
+      <w:r>
+        <w:rPr>
+          <w:rFonts w:ascii="Arial" w:hAnsi="Arial" w:cs="Arial"/>
           <w:sz w:val="24"/>
           <w:szCs w:val="24"/>
         </w:rPr>
@@ -307,12 +377,14 @@
           <w:numId w:val="4"/>
         </w:numPr>
         <w:rPr>
-          <w:sz w:val="24"/>
-          <w:szCs w:val="24"/>
-        </w:rPr>
-      </w:pPr>
-      <w:r>
-        <w:rPr>
+          <w:rFonts w:ascii="Arial" w:hAnsi="Arial" w:cs="Arial"/>
+          <w:sz w:val="24"/>
+          <w:szCs w:val="24"/>
+        </w:rPr>
+      </w:pPr>
+      <w:r>
+        <w:rPr>
+          <w:rFonts w:ascii="Arial" w:hAnsi="Arial" w:cs="Arial"/>
           <w:sz w:val="24"/>
           <w:szCs w:val="24"/>
         </w:rPr>
@@ -326,12 +398,14 @@
           <w:numId w:val="4"/>
         </w:numPr>
         <w:rPr>
-          <w:sz w:val="24"/>
-          <w:szCs w:val="24"/>
-        </w:rPr>
-      </w:pPr>
-      <w:r>
-        <w:rPr>
+          <w:rFonts w:ascii="Arial" w:hAnsi="Arial" w:cs="Arial"/>
+          <w:sz w:val="24"/>
+          <w:szCs w:val="24"/>
+        </w:rPr>
+      </w:pPr>
+      <w:r>
+        <w:rPr>
+          <w:rFonts w:ascii="Arial" w:hAnsi="Arial" w:cs="Arial"/>
           <w:sz w:val="24"/>
           <w:szCs w:val="24"/>
         </w:rPr>
@@ -341,14 +415,16 @@
     <w:p>
       <w:pPr>
         <w:rPr>
-          <w:b/>
-          <w:bCs/>
-          <w:sz w:val="24"/>
-          <w:szCs w:val="24"/>
-        </w:rPr>
-      </w:pPr>
-      <w:r>
-        <w:rPr>
+          <w:rFonts w:ascii="Arial" w:hAnsi="Arial" w:cs="Arial"/>
+          <w:b/>
+          <w:bCs/>
+          <w:sz w:val="24"/>
+          <w:szCs w:val="24"/>
+        </w:rPr>
+      </w:pPr>
+      <w:r>
+        <w:rPr>
+          <w:rFonts w:ascii="Arial" w:hAnsi="Arial" w:cs="Arial"/>
           <w:b/>
           <w:bCs/>
           <w:sz w:val="24"/>
@@ -364,12 +440,14 @@
           <w:numId w:val="5"/>
         </w:numPr>
         <w:rPr>
-          <w:sz w:val="24"/>
-          <w:szCs w:val="24"/>
-        </w:rPr>
-      </w:pPr>
-      <w:r>
-        <w:rPr>
+          <w:rFonts w:ascii="Arial" w:hAnsi="Arial" w:cs="Arial"/>
+          <w:sz w:val="24"/>
+          <w:szCs w:val="24"/>
+        </w:rPr>
+      </w:pPr>
+      <w:r>
+        <w:rPr>
+          <w:rFonts w:ascii="Arial" w:hAnsi="Arial" w:cs="Arial"/>
           <w:b/>
           <w:bCs/>
           <w:sz w:val="24"/>
@@ -379,6 +457,7 @@
       </w:r>
       <w:r>
         <w:rPr>
+          <w:rFonts w:ascii="Arial" w:hAnsi="Arial" w:cs="Arial"/>
           <w:sz w:val="24"/>
           <w:szCs w:val="24"/>
         </w:rPr>
@@ -392,12 +471,14 @@
           <w:numId w:val="5"/>
         </w:numPr>
         <w:rPr>
-          <w:sz w:val="24"/>
-          <w:szCs w:val="24"/>
-        </w:rPr>
-      </w:pPr>
-      <w:r>
-        <w:rPr>
+          <w:rFonts w:ascii="Arial" w:hAnsi="Arial" w:cs="Arial"/>
+          <w:sz w:val="24"/>
+          <w:szCs w:val="24"/>
+        </w:rPr>
+      </w:pPr>
+      <w:r>
+        <w:rPr>
+          <w:rFonts w:ascii="Arial" w:hAnsi="Arial" w:cs="Arial"/>
           <w:b/>
           <w:bCs/>
           <w:sz w:val="24"/>
@@ -407,6 +488,7 @@
       </w:r>
       <w:r>
         <w:rPr>
+          <w:rFonts w:ascii="Arial" w:hAnsi="Arial" w:cs="Arial"/>
           <w:sz w:val="24"/>
           <w:szCs w:val="24"/>
         </w:rPr>
@@ -420,12 +502,14 @@
           <w:numId w:val="5"/>
         </w:numPr>
         <w:rPr>
-          <w:sz w:val="24"/>
-          <w:szCs w:val="24"/>
-        </w:rPr>
-      </w:pPr>
-      <w:r>
-        <w:rPr>
+          <w:rFonts w:ascii="Arial" w:hAnsi="Arial" w:cs="Arial"/>
+          <w:sz w:val="24"/>
+          <w:szCs w:val="24"/>
+        </w:rPr>
+      </w:pPr>
+      <w:r>
+        <w:rPr>
+          <w:rFonts w:ascii="Arial" w:hAnsi="Arial" w:cs="Arial"/>
           <w:b/>
           <w:bCs/>
           <w:sz w:val="24"/>
@@ -435,6 +519,7 @@
       </w:r>
       <w:r>
         <w:rPr>
+          <w:rFonts w:ascii="Arial" w:hAnsi="Arial" w:cs="Arial"/>
           <w:sz w:val="24"/>
           <w:szCs w:val="24"/>
         </w:rPr>
@@ -448,12 +533,14 @@
           <w:numId w:val="5"/>
         </w:numPr>
         <w:rPr>
-          <w:sz w:val="24"/>
-          <w:szCs w:val="24"/>
-        </w:rPr>
-      </w:pPr>
-      <w:r>
-        <w:rPr>
+          <w:rFonts w:ascii="Arial" w:hAnsi="Arial" w:cs="Arial"/>
+          <w:sz w:val="24"/>
+          <w:szCs w:val="24"/>
+        </w:rPr>
+      </w:pPr>
+      <w:r>
+        <w:rPr>
+          <w:rFonts w:ascii="Arial" w:hAnsi="Arial" w:cs="Arial"/>
           <w:b/>
           <w:bCs/>
           <w:sz w:val="24"/>
@@ -463,6 +550,7 @@
       </w:r>
       <w:r>
         <w:rPr>
+          <w:rFonts w:ascii="Arial" w:hAnsi="Arial" w:cs="Arial"/>
           <w:sz w:val="24"/>
           <w:szCs w:val="24"/>
         </w:rPr>
@@ -472,14 +560,16 @@
     <w:p>
       <w:pPr>
         <w:rPr>
-          <w:b/>
-          <w:bCs/>
-          <w:sz w:val="24"/>
-          <w:szCs w:val="24"/>
-        </w:rPr>
-      </w:pPr>
-      <w:r>
-        <w:rPr>
+          <w:rFonts w:ascii="Arial" w:hAnsi="Arial" w:cs="Arial"/>
+          <w:b/>
+          <w:bCs/>
+          <w:sz w:val="24"/>
+          <w:szCs w:val="24"/>
+        </w:rPr>
+      </w:pPr>
+      <w:r>
+        <w:rPr>
+          <w:rFonts w:ascii="Arial" w:hAnsi="Arial" w:cs="Arial"/>
           <w:b/>
           <w:bCs/>
           <w:sz w:val="24"/>
@@ -495,12 +585,14 @@
           <w:numId w:val="6"/>
         </w:numPr>
         <w:rPr>
-          <w:sz w:val="24"/>
-          <w:szCs w:val="24"/>
-        </w:rPr>
-      </w:pPr>
-      <w:r>
-        <w:rPr>
+          <w:rFonts w:ascii="Arial" w:hAnsi="Arial" w:cs="Arial"/>
+          <w:sz w:val="24"/>
+          <w:szCs w:val="24"/>
+        </w:rPr>
+      </w:pPr>
+      <w:r>
+        <w:rPr>
+          <w:rFonts w:ascii="Arial" w:hAnsi="Arial" w:cs="Arial"/>
           <w:b/>
           <w:bCs/>
           <w:sz w:val="24"/>
@@ -510,6 +602,7 @@
       </w:r>
       <w:r>
         <w:rPr>
+          <w:rFonts w:ascii="Arial" w:hAnsi="Arial" w:cs="Arial"/>
           <w:sz w:val="24"/>
           <w:szCs w:val="24"/>
         </w:rPr>
@@ -523,12 +616,14 @@
           <w:numId w:val="6"/>
         </w:numPr>
         <w:rPr>
-          <w:sz w:val="24"/>
-          <w:szCs w:val="24"/>
-        </w:rPr>
-      </w:pPr>
-      <w:r>
-        <w:rPr>
+          <w:rFonts w:ascii="Arial" w:hAnsi="Arial" w:cs="Arial"/>
+          <w:sz w:val="24"/>
+          <w:szCs w:val="24"/>
+        </w:rPr>
+      </w:pPr>
+      <w:r>
+        <w:rPr>
+          <w:rFonts w:ascii="Arial" w:hAnsi="Arial" w:cs="Arial"/>
           <w:b/>
           <w:bCs/>
           <w:sz w:val="24"/>
@@ -538,6 +633,7 @@
       </w:r>
       <w:r>
         <w:rPr>
+          <w:rFonts w:ascii="Arial" w:hAnsi="Arial" w:cs="Arial"/>
           <w:sz w:val="24"/>
           <w:szCs w:val="24"/>
         </w:rPr>
@@ -551,12 +647,14 @@
           <w:numId w:val="6"/>
         </w:numPr>
         <w:rPr>
-          <w:sz w:val="24"/>
-          <w:szCs w:val="24"/>
-        </w:rPr>
-      </w:pPr>
-      <w:r>
-        <w:rPr>
+          <w:rFonts w:ascii="Arial" w:hAnsi="Arial" w:cs="Arial"/>
+          <w:sz w:val="24"/>
+          <w:szCs w:val="24"/>
+        </w:rPr>
+      </w:pPr>
+      <w:r>
+        <w:rPr>
+          <w:rFonts w:ascii="Arial" w:hAnsi="Arial" w:cs="Arial"/>
           <w:sz w:val="24"/>
           <w:szCs w:val="24"/>
         </w:rPr>
@@ -570,12 +668,14 @@
           <w:numId w:val="6"/>
         </w:numPr>
         <w:rPr>
-          <w:sz w:val="24"/>
-          <w:szCs w:val="24"/>
-        </w:rPr>
-      </w:pPr>
-      <w:r>
-        <w:rPr>
+          <w:rFonts w:ascii="Arial" w:hAnsi="Arial" w:cs="Arial"/>
+          <w:sz w:val="24"/>
+          <w:szCs w:val="24"/>
+        </w:rPr>
+      </w:pPr>
+      <w:r>
+        <w:rPr>
+          <w:rFonts w:ascii="Arial" w:hAnsi="Arial" w:cs="Arial"/>
           <w:sz w:val="24"/>
           <w:szCs w:val="24"/>
         </w:rPr>
@@ -585,22 +685,25 @@
     <w:p>
       <w:pPr>
         <w:rPr>
-          <w:sz w:val="24"/>
-          <w:szCs w:val="24"/>
-        </w:rPr>
-      </w:pPr>
-    </w:p>
-    <w:p>
-      <w:pPr>
-        <w:rPr>
-          <w:b/>
-          <w:bCs/>
-          <w:sz w:val="24"/>
-          <w:szCs w:val="24"/>
-        </w:rPr>
-      </w:pPr>
-      <w:r>
-        <w:rPr>
+          <w:rFonts w:ascii="Arial" w:hAnsi="Arial" w:cs="Arial"/>
+          <w:sz w:val="24"/>
+          <w:szCs w:val="24"/>
+        </w:rPr>
+      </w:pPr>
+    </w:p>
+    <w:p>
+      <w:pPr>
+        <w:rPr>
+          <w:rFonts w:ascii="Arial" w:hAnsi="Arial" w:cs="Arial"/>
+          <w:b/>
+          <w:bCs/>
+          <w:sz w:val="24"/>
+          <w:szCs w:val="24"/>
+        </w:rPr>
+      </w:pPr>
+      <w:r>
+        <w:rPr>
+          <w:rFonts w:ascii="Arial" w:hAnsi="Arial" w:cs="Arial"/>
           <w:b/>
           <w:bCs/>
           <w:sz w:val="24"/>
@@ -616,21 +719,25 @@
           <w:numId w:val="7"/>
         </w:numPr>
         <w:rPr>
-          <w:sz w:val="24"/>
-          <w:szCs w:val="24"/>
-        </w:rPr>
-      </w:pPr>
-      <w:r>
-        <w:rPr>
-          <w:b/>
-          <w:bCs/>
-          <w:sz w:val="24"/>
-          <w:szCs w:val="24"/>
-        </w:rPr>
+          <w:rFonts w:ascii="Arial" w:hAnsi="Arial" w:cs="Arial"/>
+          <w:sz w:val="24"/>
+          <w:szCs w:val="24"/>
+        </w:rPr>
+      </w:pPr>
+      <w:r>
+        <w:rPr>
+          <w:rFonts w:ascii="Arial" w:hAnsi="Arial" w:cs="Arial"/>
+          <w:b/>
+          <w:bCs/>
+          <w:sz w:val="24"/>
+          <w:szCs w:val="24"/>
+        </w:rPr>
+        <w:lastRenderedPageBreak/>
         <w:t>200 OK</w:t>
       </w:r>
       <w:r>
         <w:rPr>
+          <w:rFonts w:ascii="Arial" w:hAnsi="Arial" w:cs="Arial"/>
           <w:sz w:val="24"/>
           <w:szCs w:val="24"/>
         </w:rPr>
@@ -644,22 +751,24 @@
           <w:numId w:val="7"/>
         </w:numPr>
         <w:rPr>
-          <w:sz w:val="24"/>
-          <w:szCs w:val="24"/>
-        </w:rPr>
-      </w:pPr>
-      <w:r>
-        <w:rPr>
-          <w:b/>
-          <w:bCs/>
-          <w:sz w:val="24"/>
-          <w:szCs w:val="24"/>
-        </w:rPr>
-        <w:lastRenderedPageBreak/>
+          <w:rFonts w:ascii="Arial" w:hAnsi="Arial" w:cs="Arial"/>
+          <w:sz w:val="24"/>
+          <w:szCs w:val="24"/>
+        </w:rPr>
+      </w:pPr>
+      <w:r>
+        <w:rPr>
+          <w:rFonts w:ascii="Arial" w:hAnsi="Arial" w:cs="Arial"/>
+          <w:b/>
+          <w:bCs/>
+          <w:sz w:val="24"/>
+          <w:szCs w:val="24"/>
+        </w:rPr>
         <w:t>201 Created</w:t>
       </w:r>
       <w:r>
         <w:rPr>
+          <w:rFonts w:ascii="Arial" w:hAnsi="Arial" w:cs="Arial"/>
           <w:sz w:val="24"/>
           <w:szCs w:val="24"/>
         </w:rPr>
@@ -673,12 +782,14 @@
           <w:numId w:val="7"/>
         </w:numPr>
         <w:rPr>
-          <w:sz w:val="24"/>
-          <w:szCs w:val="24"/>
-        </w:rPr>
-      </w:pPr>
-      <w:r>
-        <w:rPr>
+          <w:rFonts w:ascii="Arial" w:hAnsi="Arial" w:cs="Arial"/>
+          <w:sz w:val="24"/>
+          <w:szCs w:val="24"/>
+        </w:rPr>
+      </w:pPr>
+      <w:r>
+        <w:rPr>
+          <w:rFonts w:ascii="Arial" w:hAnsi="Arial" w:cs="Arial"/>
           <w:b/>
           <w:bCs/>
           <w:sz w:val="24"/>
@@ -688,6 +799,7 @@
       </w:r>
       <w:r>
         <w:rPr>
+          <w:rFonts w:ascii="Arial" w:hAnsi="Arial" w:cs="Arial"/>
           <w:sz w:val="24"/>
           <w:szCs w:val="24"/>
         </w:rPr>
@@ -701,12 +813,14 @@
           <w:numId w:val="7"/>
         </w:numPr>
         <w:rPr>
-          <w:sz w:val="24"/>
-          <w:szCs w:val="24"/>
-        </w:rPr>
-      </w:pPr>
-      <w:r>
-        <w:rPr>
+          <w:rFonts w:ascii="Arial" w:hAnsi="Arial" w:cs="Arial"/>
+          <w:sz w:val="24"/>
+          <w:szCs w:val="24"/>
+        </w:rPr>
+      </w:pPr>
+      <w:r>
+        <w:rPr>
+          <w:rFonts w:ascii="Arial" w:hAnsi="Arial" w:cs="Arial"/>
           <w:b/>
           <w:bCs/>
           <w:sz w:val="24"/>
@@ -716,6 +830,7 @@
       </w:r>
       <w:r>
         <w:rPr>
+          <w:rFonts w:ascii="Arial" w:hAnsi="Arial" w:cs="Arial"/>
           <w:sz w:val="24"/>
           <w:szCs w:val="24"/>
         </w:rPr>
@@ -729,12 +844,14 @@
           <w:numId w:val="7"/>
         </w:numPr>
         <w:rPr>
-          <w:sz w:val="24"/>
-          <w:szCs w:val="24"/>
-        </w:rPr>
-      </w:pPr>
-      <w:r>
-        <w:rPr>
+          <w:rFonts w:ascii="Arial" w:hAnsi="Arial" w:cs="Arial"/>
+          <w:sz w:val="24"/>
+          <w:szCs w:val="24"/>
+        </w:rPr>
+      </w:pPr>
+      <w:r>
+        <w:rPr>
+          <w:rFonts w:ascii="Arial" w:hAnsi="Arial" w:cs="Arial"/>
           <w:b/>
           <w:bCs/>
           <w:sz w:val="24"/>
@@ -744,6 +861,7 @@
       </w:r>
       <w:r>
         <w:rPr>
+          <w:rFonts w:ascii="Arial" w:hAnsi="Arial" w:cs="Arial"/>
           <w:sz w:val="24"/>
           <w:szCs w:val="24"/>
         </w:rPr>
@@ -754,12 +872,15 @@
       <w:pPr>
         <w:jc w:val="center"/>
         <w:rPr>
-          <w:sz w:val="24"/>
-          <w:szCs w:val="24"/>
-        </w:rPr>
-      </w:pPr>
-      <w:r>
-        <w:rPr>
+          <w:rFonts w:ascii="Arial" w:hAnsi="Arial" w:cs="Arial"/>
+          <w:sz w:val="24"/>
+          <w:szCs w:val="24"/>
+        </w:rPr>
+      </w:pPr>
+      <w:r>
+        <w:rPr>
+          <w:rFonts w:ascii="Arial" w:hAnsi="Arial" w:cs="Arial"/>
+          <w:noProof/>
           <w:sz w:val="24"/>
           <w:szCs w:val="24"/>
         </w:rPr>
@@ -803,14 +924,16 @@
     <w:p>
       <w:pPr>
         <w:rPr>
-          <w:b/>
-          <w:bCs/>
-          <w:sz w:val="24"/>
-          <w:szCs w:val="24"/>
-        </w:rPr>
-      </w:pPr>
-      <w:r>
-        <w:rPr>
+          <w:rFonts w:ascii="Arial" w:hAnsi="Arial" w:cs="Arial"/>
+          <w:b/>
+          <w:bCs/>
+          <w:sz w:val="24"/>
+          <w:szCs w:val="24"/>
+        </w:rPr>
+      </w:pPr>
+      <w:r>
+        <w:rPr>
+          <w:rFonts w:ascii="Arial" w:hAnsi="Arial" w:cs="Arial"/>
           <w:b/>
           <w:bCs/>
           <w:sz w:val="24"/>
@@ -822,14 +945,16 @@
     <w:p>
       <w:pPr>
         <w:rPr>
-          <w:b/>
-          <w:bCs/>
-          <w:sz w:val="24"/>
-          <w:szCs w:val="24"/>
-        </w:rPr>
-      </w:pPr>
-      <w:r>
-        <w:rPr>
+          <w:rFonts w:ascii="Arial" w:hAnsi="Arial" w:cs="Arial"/>
+          <w:b/>
+          <w:bCs/>
+          <w:sz w:val="24"/>
+          <w:szCs w:val="24"/>
+        </w:rPr>
+      </w:pPr>
+      <w:r>
+        <w:rPr>
+          <w:rFonts w:ascii="Arial" w:hAnsi="Arial" w:cs="Arial"/>
           <w:b/>
           <w:bCs/>
           <w:sz w:val="24"/>
@@ -845,12 +970,14 @@
           <w:numId w:val="8"/>
         </w:numPr>
         <w:rPr>
-          <w:sz w:val="24"/>
-          <w:szCs w:val="24"/>
-        </w:rPr>
-      </w:pPr>
-      <w:r>
-        <w:rPr>
+          <w:rFonts w:ascii="Arial" w:hAnsi="Arial" w:cs="Arial"/>
+          <w:sz w:val="24"/>
+          <w:szCs w:val="24"/>
+        </w:rPr>
+      </w:pPr>
+      <w:r>
+        <w:rPr>
+          <w:rFonts w:ascii="Arial" w:hAnsi="Arial" w:cs="Arial"/>
           <w:sz w:val="24"/>
           <w:szCs w:val="24"/>
         </w:rPr>
@@ -858,6 +985,7 @@
       </w:r>
       <w:r>
         <w:rPr>
+          <w:rFonts w:ascii="Arial" w:hAnsi="Arial" w:cs="Arial"/>
           <w:b/>
           <w:bCs/>
           <w:sz w:val="24"/>
@@ -867,6 +995,7 @@
       </w:r>
       <w:r>
         <w:rPr>
+          <w:rFonts w:ascii="Arial" w:hAnsi="Arial" w:cs="Arial"/>
           <w:sz w:val="24"/>
           <w:szCs w:val="24"/>
         </w:rPr>
@@ -880,12 +1009,14 @@
           <w:numId w:val="8"/>
         </w:numPr>
         <w:rPr>
-          <w:sz w:val="24"/>
-          <w:szCs w:val="24"/>
-        </w:rPr>
-      </w:pPr>
-      <w:r>
-        <w:rPr>
+          <w:rFonts w:ascii="Arial" w:hAnsi="Arial" w:cs="Arial"/>
+          <w:sz w:val="24"/>
+          <w:szCs w:val="24"/>
+        </w:rPr>
+      </w:pPr>
+      <w:r>
+        <w:rPr>
+          <w:rFonts w:ascii="Arial" w:hAnsi="Arial" w:cs="Arial"/>
           <w:sz w:val="24"/>
           <w:szCs w:val="24"/>
         </w:rPr>
@@ -893,6 +1024,7 @@
       </w:r>
       <w:r>
         <w:rPr>
+          <w:rFonts w:ascii="Arial" w:hAnsi="Arial" w:cs="Arial"/>
           <w:b/>
           <w:bCs/>
           <w:sz w:val="24"/>
@@ -902,6 +1034,7 @@
       </w:r>
       <w:r>
         <w:rPr>
+          <w:rFonts w:ascii="Arial" w:hAnsi="Arial" w:cs="Arial"/>
           <w:sz w:val="24"/>
           <w:szCs w:val="24"/>
         </w:rPr>
@@ -915,12 +1048,14 @@
           <w:numId w:val="8"/>
         </w:numPr>
         <w:rPr>
-          <w:sz w:val="24"/>
-          <w:szCs w:val="24"/>
-        </w:rPr>
-      </w:pPr>
-      <w:r>
-        <w:rPr>
+          <w:rFonts w:ascii="Arial" w:hAnsi="Arial" w:cs="Arial"/>
+          <w:sz w:val="24"/>
+          <w:szCs w:val="24"/>
+        </w:rPr>
+      </w:pPr>
+      <w:r>
+        <w:rPr>
+          <w:rFonts w:ascii="Arial" w:hAnsi="Arial" w:cs="Arial"/>
           <w:sz w:val="24"/>
           <w:szCs w:val="24"/>
         </w:rPr>
@@ -928,6 +1063,7 @@
       </w:r>
       <w:r>
         <w:rPr>
+          <w:rFonts w:ascii="Arial" w:hAnsi="Arial" w:cs="Arial"/>
           <w:b/>
           <w:bCs/>
           <w:sz w:val="24"/>
@@ -937,6 +1073,7 @@
       </w:r>
       <w:r>
         <w:rPr>
+          <w:rFonts w:ascii="Arial" w:hAnsi="Arial" w:cs="Arial"/>
           <w:sz w:val="24"/>
           <w:szCs w:val="24"/>
         </w:rPr>
@@ -946,14 +1083,16 @@
     <w:p>
       <w:pPr>
         <w:rPr>
-          <w:b/>
-          <w:bCs/>
-          <w:sz w:val="24"/>
-          <w:szCs w:val="24"/>
-        </w:rPr>
-      </w:pPr>
-      <w:r>
-        <w:rPr>
+          <w:rFonts w:ascii="Arial" w:hAnsi="Arial" w:cs="Arial"/>
+          <w:b/>
+          <w:bCs/>
+          <w:sz w:val="24"/>
+          <w:szCs w:val="24"/>
+        </w:rPr>
+      </w:pPr>
+      <w:r>
+        <w:rPr>
+          <w:rFonts w:ascii="Arial" w:hAnsi="Arial" w:cs="Arial"/>
           <w:b/>
           <w:bCs/>
           <w:sz w:val="24"/>
@@ -969,12 +1108,14 @@
           <w:numId w:val="9"/>
         </w:numPr>
         <w:rPr>
-          <w:sz w:val="24"/>
-          <w:szCs w:val="24"/>
-        </w:rPr>
-      </w:pPr>
-      <w:r>
-        <w:rPr>
+          <w:rFonts w:ascii="Arial" w:hAnsi="Arial" w:cs="Arial"/>
+          <w:sz w:val="24"/>
+          <w:szCs w:val="24"/>
+        </w:rPr>
+      </w:pPr>
+      <w:r>
+        <w:rPr>
+          <w:rFonts w:ascii="Arial" w:hAnsi="Arial" w:cs="Arial"/>
           <w:b/>
           <w:bCs/>
           <w:sz w:val="24"/>
@@ -984,6 +1125,7 @@
       </w:r>
       <w:r>
         <w:rPr>
+          <w:rFonts w:ascii="Arial" w:hAnsi="Arial" w:cs="Arial"/>
           <w:sz w:val="24"/>
           <w:szCs w:val="24"/>
         </w:rPr>
@@ -997,12 +1139,14 @@
           <w:numId w:val="9"/>
         </w:numPr>
         <w:rPr>
-          <w:sz w:val="24"/>
-          <w:szCs w:val="24"/>
-        </w:rPr>
-      </w:pPr>
-      <w:r>
-        <w:rPr>
+          <w:rFonts w:ascii="Arial" w:hAnsi="Arial" w:cs="Arial"/>
+          <w:sz w:val="24"/>
+          <w:szCs w:val="24"/>
+        </w:rPr>
+      </w:pPr>
+      <w:r>
+        <w:rPr>
+          <w:rFonts w:ascii="Arial" w:hAnsi="Arial" w:cs="Arial"/>
           <w:b/>
           <w:bCs/>
           <w:sz w:val="24"/>
@@ -1012,6 +1156,7 @@
       </w:r>
       <w:r>
         <w:rPr>
+          <w:rFonts w:ascii="Arial" w:hAnsi="Arial" w:cs="Arial"/>
           <w:sz w:val="24"/>
           <w:szCs w:val="24"/>
         </w:rPr>
@@ -1025,12 +1170,14 @@
           <w:numId w:val="9"/>
         </w:numPr>
         <w:rPr>
-          <w:sz w:val="24"/>
-          <w:szCs w:val="24"/>
-        </w:rPr>
-      </w:pPr>
-      <w:r>
-        <w:rPr>
+          <w:rFonts w:ascii="Arial" w:hAnsi="Arial" w:cs="Arial"/>
+          <w:sz w:val="24"/>
+          <w:szCs w:val="24"/>
+        </w:rPr>
+      </w:pPr>
+      <w:r>
+        <w:rPr>
+          <w:rFonts w:ascii="Arial" w:hAnsi="Arial" w:cs="Arial"/>
           <w:b/>
           <w:bCs/>
           <w:sz w:val="24"/>
@@ -1040,6 +1187,7 @@
       </w:r>
       <w:r>
         <w:rPr>
+          <w:rFonts w:ascii="Arial" w:hAnsi="Arial" w:cs="Arial"/>
           <w:sz w:val="24"/>
           <w:szCs w:val="24"/>
         </w:rPr>
@@ -1047,6 +1195,7 @@
       </w:r>
       <w:r>
         <w:rPr>
+          <w:rFonts w:ascii="Arial" w:hAnsi="Arial" w:cs="Arial"/>
           <w:b/>
           <w:bCs/>
           <w:sz w:val="24"/>
@@ -1056,6 +1205,7 @@
       </w:r>
       <w:r>
         <w:rPr>
+          <w:rFonts w:ascii="Arial" w:hAnsi="Arial" w:cs="Arial"/>
           <w:sz w:val="24"/>
           <w:szCs w:val="24"/>
         </w:rPr>
@@ -1065,14 +1215,16 @@
     <w:p>
       <w:pPr>
         <w:rPr>
-          <w:b/>
-          <w:bCs/>
-          <w:sz w:val="24"/>
-          <w:szCs w:val="24"/>
-        </w:rPr>
-      </w:pPr>
-      <w:r>
-        <w:rPr>
+          <w:rFonts w:ascii="Arial" w:hAnsi="Arial" w:cs="Arial"/>
+          <w:b/>
+          <w:bCs/>
+          <w:sz w:val="24"/>
+          <w:szCs w:val="24"/>
+        </w:rPr>
+      </w:pPr>
+      <w:r>
+        <w:rPr>
+          <w:rFonts w:ascii="Arial" w:hAnsi="Arial" w:cs="Arial"/>
           <w:b/>
           <w:bCs/>
           <w:sz w:val="24"/>
@@ -1084,12 +1236,14 @@
     <w:p>
       <w:pPr>
         <w:rPr>
-          <w:sz w:val="24"/>
-          <w:szCs w:val="24"/>
-        </w:rPr>
-      </w:pPr>
-      <w:r>
-        <w:rPr>
+          <w:rFonts w:ascii="Arial" w:hAnsi="Arial" w:cs="Arial"/>
+          <w:sz w:val="24"/>
+          <w:szCs w:val="24"/>
+        </w:rPr>
+      </w:pPr>
+      <w:r>
+        <w:rPr>
+          <w:rFonts w:ascii="Arial" w:hAnsi="Arial" w:cs="Arial"/>
           <w:sz w:val="24"/>
           <w:szCs w:val="24"/>
         </w:rPr>
@@ -1099,6 +1253,7 @@
     <w:p>
       <w:pPr>
         <w:rPr>
+          <w:rFonts w:ascii="Arial" w:hAnsi="Arial" w:cs="Arial"/>
           <w:sz w:val="24"/>
           <w:szCs w:val="24"/>
           <w:lang w:val="en-GB"/>
@@ -1106,6 +1261,7 @@
       </w:pPr>
       <w:r>
         <w:rPr>
+          <w:rFonts w:ascii="Arial" w:hAnsi="Arial" w:cs="Arial"/>
           <w:sz w:val="24"/>
           <w:szCs w:val="24"/>
           <w:lang w:val="en-GB"/>
@@ -1116,6 +1272,7 @@
     <w:p>
       <w:pPr>
         <w:rPr>
+          <w:rFonts w:ascii="Arial" w:hAnsi="Arial" w:cs="Arial"/>
           <w:sz w:val="24"/>
           <w:szCs w:val="24"/>
           <w:lang w:val="en-GB"/>
@@ -1123,16 +1280,19 @@
       </w:pPr>
       <w:r>
         <w:rPr>
+          <w:rFonts w:ascii="Arial" w:hAnsi="Arial" w:cs="Arial"/>
           <w:sz w:val="24"/>
           <w:szCs w:val="24"/>
           <w:lang w:val="en-GB"/>
         </w:rPr>
+        <w:lastRenderedPageBreak/>
         <w:t>...</w:t>
       </w:r>
     </w:p>
     <w:p>
       <w:pPr>
         <w:rPr>
+          <w:rFonts w:ascii="Arial" w:hAnsi="Arial" w:cs="Arial"/>
           <w:sz w:val="24"/>
           <w:szCs w:val="24"/>
           <w:lang w:val="en-GB"/>
@@ -1140,23 +1300,25 @@
       </w:pPr>
       <w:r>
         <w:rPr>
+          <w:rFonts w:ascii="Arial" w:hAnsi="Arial" w:cs="Arial"/>
           <w:sz w:val="24"/>
           <w:szCs w:val="24"/>
           <w:lang w:val="en-GB"/>
         </w:rPr>
-        <w:lastRenderedPageBreak/>
         <w:t>app.UseSwagger();</w:t>
       </w:r>
     </w:p>
     <w:p>
       <w:pPr>
         <w:rPr>
-          <w:sz w:val="24"/>
-          <w:szCs w:val="24"/>
-        </w:rPr>
-      </w:pPr>
-      <w:r>
-        <w:rPr>
+          <w:rFonts w:ascii="Arial" w:hAnsi="Arial" w:cs="Arial"/>
+          <w:sz w:val="24"/>
+          <w:szCs w:val="24"/>
+        </w:rPr>
+      </w:pPr>
+      <w:r>
+        <w:rPr>
+          <w:rFonts w:ascii="Arial" w:hAnsi="Arial" w:cs="Arial"/>
           <w:sz w:val="24"/>
           <w:szCs w:val="24"/>
         </w:rPr>
@@ -1166,14 +1328,16 @@
     <w:p>
       <w:pPr>
         <w:rPr>
-          <w:b/>
-          <w:bCs/>
-          <w:sz w:val="24"/>
-          <w:szCs w:val="24"/>
-        </w:rPr>
-      </w:pPr>
-      <w:r>
-        <w:rPr>
+          <w:rFonts w:ascii="Arial" w:hAnsi="Arial" w:cs="Arial"/>
+          <w:b/>
+          <w:bCs/>
+          <w:sz w:val="24"/>
+          <w:szCs w:val="24"/>
+        </w:rPr>
+      </w:pPr>
+      <w:r>
+        <w:rPr>
+          <w:rFonts w:ascii="Arial" w:hAnsi="Arial" w:cs="Arial"/>
           <w:b/>
           <w:bCs/>
           <w:sz w:val="24"/>
@@ -1189,12 +1353,14 @@
           <w:numId w:val="10"/>
         </w:numPr>
         <w:rPr>
-          <w:sz w:val="24"/>
-          <w:szCs w:val="24"/>
-        </w:rPr>
-      </w:pPr>
-      <w:r>
-        <w:rPr>
+          <w:rFonts w:ascii="Arial" w:hAnsi="Arial" w:cs="Arial"/>
+          <w:sz w:val="24"/>
+          <w:szCs w:val="24"/>
+        </w:rPr>
+      </w:pPr>
+      <w:r>
+        <w:rPr>
+          <w:rFonts w:ascii="Arial" w:hAnsi="Arial" w:cs="Arial"/>
           <w:sz w:val="24"/>
           <w:szCs w:val="24"/>
         </w:rPr>
@@ -1208,12 +1374,14 @@
           <w:numId w:val="10"/>
         </w:numPr>
         <w:rPr>
-          <w:sz w:val="24"/>
-          <w:szCs w:val="24"/>
-        </w:rPr>
-      </w:pPr>
-      <w:r>
-        <w:rPr>
+          <w:rFonts w:ascii="Arial" w:hAnsi="Arial" w:cs="Arial"/>
+          <w:sz w:val="24"/>
+          <w:szCs w:val="24"/>
+        </w:rPr>
+      </w:pPr>
+      <w:r>
+        <w:rPr>
+          <w:rFonts w:ascii="Arial" w:hAnsi="Arial" w:cs="Arial"/>
           <w:sz w:val="24"/>
           <w:szCs w:val="24"/>
         </w:rPr>
@@ -1227,17 +1395,1949 @@
           <w:numId w:val="10"/>
         </w:numPr>
         <w:rPr>
-          <w:sz w:val="24"/>
-          <w:szCs w:val="24"/>
-        </w:rPr>
-      </w:pPr>
-      <w:r>
-        <w:rPr>
+          <w:rFonts w:ascii="Arial" w:hAnsi="Arial" w:cs="Arial"/>
+          <w:sz w:val="24"/>
+          <w:szCs w:val="24"/>
+        </w:rPr>
+      </w:pPr>
+      <w:r>
+        <w:rPr>
+          <w:rFonts w:ascii="Arial" w:hAnsi="Arial" w:cs="Arial"/>
           <w:sz w:val="24"/>
           <w:szCs w:val="24"/>
         </w:rPr>
         <w:t>Schüler können direkt ausprobieren: z. B. POST /api/contactinfos mit JSON-Daten.</w:t>
       </w:r>
+    </w:p>
+    <w:p>
+      <w:pPr>
+        <w:spacing w:before="100" w:beforeAutospacing="1" w:after="100" w:afterAutospacing="1" w:line="240" w:lineRule="auto"/>
+        <w:rPr>
+          <w:rFonts w:ascii="Arial" w:eastAsia="Times New Roman" w:hAnsi="Arial" w:cs="Arial"/>
+          <w:kern w:val="0"/>
+          <w:sz w:val="24"/>
+          <w:szCs w:val="24"/>
+          <w:lang w:eastAsia="de-DE"/>
+          <w14:ligatures w14:val="none"/>
+        </w:rPr>
+      </w:pPr>
+      <w:r>
+        <w:rPr>
+          <w:rFonts w:ascii="Arial" w:eastAsia="Times New Roman" w:hAnsi="Arial" w:cs="Arial"/>
+          <w:kern w:val="0"/>
+          <w:sz w:val="24"/>
+          <w:szCs w:val="24"/>
+          <w:lang w:eastAsia="de-DE"/>
+          <w14:ligatures w14:val="none"/>
+        </w:rPr>
+        <w:t xml:space="preserve">Klar — hier sind </w:t>
+      </w:r>
+      <w:r>
+        <w:rPr>
+          <w:rFonts w:ascii="Arial" w:eastAsia="Times New Roman" w:hAnsi="Arial" w:cs="Arial"/>
+          <w:b/>
+          <w:bCs/>
+          <w:kern w:val="0"/>
+          <w:sz w:val="24"/>
+          <w:szCs w:val="24"/>
+          <w:lang w:eastAsia="de-DE"/>
+          <w14:ligatures w14:val="none"/>
+        </w:rPr>
+        <w:t>Beispiele für kostenlose, offene REST-APIs</w:t>
+      </w:r>
+      <w:r>
+        <w:rPr>
+          <w:rFonts w:ascii="Arial" w:eastAsia="Times New Roman" w:hAnsi="Arial" w:cs="Arial"/>
+          <w:kern w:val="0"/>
+          <w:sz w:val="24"/>
+          <w:szCs w:val="24"/>
+          <w:lang w:eastAsia="de-DE"/>
+          <w14:ligatures w14:val="none"/>
+        </w:rPr>
+        <w:t xml:space="preserve">, die </w:t>
+      </w:r>
+      <w:r>
+        <w:rPr>
+          <w:rFonts w:ascii="Arial" w:eastAsia="Times New Roman" w:hAnsi="Arial" w:cs="Arial"/>
+          <w:b/>
+          <w:bCs/>
+          <w:kern w:val="0"/>
+          <w:sz w:val="24"/>
+          <w:szCs w:val="24"/>
+          <w:lang w:eastAsia="de-DE"/>
+          <w14:ligatures w14:val="none"/>
+        </w:rPr>
+        <w:t>keinen API-Schlüssel brauchen</w:t>
+      </w:r>
+      <w:r>
+        <w:rPr>
+          <w:rFonts w:ascii="Arial" w:eastAsia="Times New Roman" w:hAnsi="Arial" w:cs="Arial"/>
+          <w:kern w:val="0"/>
+          <w:sz w:val="24"/>
+          <w:szCs w:val="24"/>
+          <w:lang w:eastAsia="de-DE"/>
+          <w14:ligatures w14:val="none"/>
+        </w:rPr>
+        <w:t xml:space="preserve">, inklusive konkreter </w:t>
+      </w:r>
+      <w:r>
+        <w:rPr>
+          <w:rFonts w:ascii="Arial" w:eastAsia="Times New Roman" w:hAnsi="Arial" w:cs="Arial"/>
+          <w:b/>
+          <w:bCs/>
+          <w:kern w:val="0"/>
+          <w:sz w:val="24"/>
+          <w:szCs w:val="24"/>
+          <w:lang w:eastAsia="de-DE"/>
+          <w14:ligatures w14:val="none"/>
+        </w:rPr>
+        <w:t>URL-Beispiele</w:t>
+      </w:r>
+      <w:r>
+        <w:rPr>
+          <w:rFonts w:ascii="Arial" w:eastAsia="Times New Roman" w:hAnsi="Arial" w:cs="Arial"/>
+          <w:kern w:val="0"/>
+          <w:sz w:val="24"/>
+          <w:szCs w:val="24"/>
+          <w:lang w:eastAsia="de-DE"/>
+          <w14:ligatures w14:val="none"/>
+        </w:rPr>
+        <w:t>:</w:t>
+      </w:r>
+    </w:p>
+    <w:p>
+      <w:pPr>
+        <w:spacing w:after="0" w:line="240" w:lineRule="auto"/>
+        <w:rPr>
+          <w:rFonts w:ascii="Arial" w:eastAsia="Times New Roman" w:hAnsi="Arial" w:cs="Arial"/>
+          <w:kern w:val="0"/>
+          <w:sz w:val="24"/>
+          <w:szCs w:val="24"/>
+          <w:lang w:eastAsia="de-DE"/>
+          <w14:ligatures w14:val="none"/>
+        </w:rPr>
+      </w:pPr>
+    </w:p>
+    <w:p>
+      <w:pPr>
+        <w:spacing w:before="100" w:beforeAutospacing="1" w:after="100" w:afterAutospacing="1" w:line="240" w:lineRule="auto"/>
+        <w:outlineLvl w:val="1"/>
+        <w:rPr>
+          <w:rFonts w:ascii="Arial" w:eastAsia="Times New Roman" w:hAnsi="Arial" w:cs="Arial"/>
+          <w:b/>
+          <w:bCs/>
+          <w:kern w:val="0"/>
+          <w:sz w:val="24"/>
+          <w:szCs w:val="24"/>
+          <w:lang w:eastAsia="de-DE"/>
+          <w14:ligatures w14:val="none"/>
+        </w:rPr>
+      </w:pPr>
+      <w:r>
+        <w:rPr>
+          <w:rFonts w:ascii="Arial" w:eastAsia="Times New Roman" w:hAnsi="Arial" w:cs="Arial"/>
+          <w:b/>
+          <w:bCs/>
+          <w:kern w:val="0"/>
+          <w:sz w:val="24"/>
+          <w:szCs w:val="24"/>
+          <w:lang w:eastAsia="de-DE"/>
+          <w14:ligatures w14:val="none"/>
+        </w:rPr>
+        <w:t>1. JSONPlaceholder (Test-API mit Dummy-Daten)</w:t>
+      </w:r>
+    </w:p>
+    <w:p>
+      <w:pPr>
+        <w:spacing w:before="100" w:beforeAutospacing="1" w:after="100" w:afterAutospacing="1" w:line="240" w:lineRule="auto"/>
+        <w:rPr>
+          <w:rFonts w:ascii="Arial" w:eastAsia="Times New Roman" w:hAnsi="Arial" w:cs="Arial"/>
+          <w:kern w:val="0"/>
+          <w:sz w:val="24"/>
+          <w:szCs w:val="24"/>
+          <w:lang w:eastAsia="de-DE"/>
+          <w14:ligatures w14:val="none"/>
+        </w:rPr>
+      </w:pPr>
+      <w:r>
+        <w:rPr>
+          <w:rFonts w:ascii="Arial" w:eastAsia="Times New Roman" w:hAnsi="Arial" w:cs="Arial"/>
+          <w:kern w:val="0"/>
+          <w:sz w:val="24"/>
+          <w:szCs w:val="24"/>
+          <w:lang w:eastAsia="de-DE"/>
+          <w14:ligatures w14:val="none"/>
+        </w:rPr>
+        <w:t>Perfekt zum Entwickeln/Experimentieren</w:t>
+      </w:r>
+    </w:p>
+    <w:p>
+      <w:pPr>
+        <w:spacing w:before="100" w:beforeAutospacing="1" w:after="100" w:afterAutospacing="1" w:line="240" w:lineRule="auto"/>
+        <w:rPr>
+          <w:rFonts w:ascii="Arial" w:eastAsia="Times New Roman" w:hAnsi="Arial" w:cs="Arial"/>
+          <w:kern w:val="0"/>
+          <w:sz w:val="24"/>
+          <w:szCs w:val="24"/>
+          <w:lang w:eastAsia="de-DE"/>
+          <w14:ligatures w14:val="none"/>
+        </w:rPr>
+      </w:pPr>
+      <w:r>
+        <w:rPr>
+          <w:rFonts w:ascii="Arial" w:eastAsia="Times New Roman" w:hAnsi="Arial" w:cs="Arial"/>
+          <w:b/>
+          <w:bCs/>
+          <w:kern w:val="0"/>
+          <w:sz w:val="24"/>
+          <w:szCs w:val="24"/>
+          <w:lang w:eastAsia="de-DE"/>
+          <w14:ligatures w14:val="none"/>
+        </w:rPr>
+        <w:t>Beispiel: Alle Posts</w:t>
+      </w:r>
+    </w:p>
+    <w:p>
+      <w:pPr>
+        <w:tabs>
+          <w:tab w:val="left" w:pos="916"/>
+          <w:tab w:val="left" w:pos="1832"/>
+          <w:tab w:val="left" w:pos="2748"/>
+          <w:tab w:val="left" w:pos="3664"/>
+          <w:tab w:val="left" w:pos="4580"/>
+          <w:tab w:val="left" w:pos="5496"/>
+          <w:tab w:val="left" w:pos="6412"/>
+          <w:tab w:val="left" w:pos="7328"/>
+          <w:tab w:val="left" w:pos="8244"/>
+          <w:tab w:val="left" w:pos="9160"/>
+          <w:tab w:val="left" w:pos="10076"/>
+          <w:tab w:val="left" w:pos="10992"/>
+          <w:tab w:val="left" w:pos="11908"/>
+          <w:tab w:val="left" w:pos="12824"/>
+          <w:tab w:val="left" w:pos="13740"/>
+          <w:tab w:val="left" w:pos="14656"/>
+        </w:tabs>
+        <w:spacing w:after="0" w:line="240" w:lineRule="auto"/>
+        <w:rPr>
+          <w:rFonts w:ascii="Arial" w:eastAsia="Times New Roman" w:hAnsi="Arial" w:cs="Arial"/>
+          <w:kern w:val="0"/>
+          <w:sz w:val="24"/>
+          <w:szCs w:val="24"/>
+          <w:lang w:eastAsia="de-DE"/>
+          <w14:ligatures w14:val="none"/>
+        </w:rPr>
+      </w:pPr>
+      <w:r>
+        <w:rPr>
+          <w:rFonts w:ascii="Arial" w:eastAsia="Times New Roman" w:hAnsi="Arial" w:cs="Arial"/>
+          <w:kern w:val="0"/>
+          <w:sz w:val="24"/>
+          <w:szCs w:val="24"/>
+          <w:lang w:eastAsia="de-DE"/>
+          <w14:ligatures w14:val="none"/>
+        </w:rPr>
+        <w:t>https://jsonplaceholder.typicode.com/posts</w:t>
+      </w:r>
+    </w:p>
+    <w:p>
+      <w:pPr>
+        <w:spacing w:before="100" w:beforeAutospacing="1" w:after="100" w:afterAutospacing="1" w:line="240" w:lineRule="auto"/>
+        <w:rPr>
+          <w:rFonts w:ascii="Arial" w:eastAsia="Times New Roman" w:hAnsi="Arial" w:cs="Arial"/>
+          <w:kern w:val="0"/>
+          <w:sz w:val="24"/>
+          <w:szCs w:val="24"/>
+          <w:lang w:eastAsia="de-DE"/>
+          <w14:ligatures w14:val="none"/>
+        </w:rPr>
+      </w:pPr>
+      <w:r>
+        <w:rPr>
+          <w:rFonts w:ascii="Arial" w:eastAsia="Times New Roman" w:hAnsi="Arial" w:cs="Arial"/>
+          <w:b/>
+          <w:bCs/>
+          <w:kern w:val="0"/>
+          <w:sz w:val="24"/>
+          <w:szCs w:val="24"/>
+          <w:lang w:eastAsia="de-DE"/>
+          <w14:ligatures w14:val="none"/>
+        </w:rPr>
+        <w:t>Beispiel: Einzelnes Post</w:t>
+      </w:r>
+    </w:p>
+    <w:p>
+      <w:pPr>
+        <w:tabs>
+          <w:tab w:val="left" w:pos="916"/>
+          <w:tab w:val="left" w:pos="1832"/>
+          <w:tab w:val="left" w:pos="2748"/>
+          <w:tab w:val="left" w:pos="3664"/>
+          <w:tab w:val="left" w:pos="4580"/>
+          <w:tab w:val="left" w:pos="5496"/>
+          <w:tab w:val="left" w:pos="6412"/>
+          <w:tab w:val="left" w:pos="7328"/>
+          <w:tab w:val="left" w:pos="8244"/>
+          <w:tab w:val="left" w:pos="9160"/>
+          <w:tab w:val="left" w:pos="10076"/>
+          <w:tab w:val="left" w:pos="10992"/>
+          <w:tab w:val="left" w:pos="11908"/>
+          <w:tab w:val="left" w:pos="12824"/>
+          <w:tab w:val="left" w:pos="13740"/>
+          <w:tab w:val="left" w:pos="14656"/>
+        </w:tabs>
+        <w:spacing w:after="0" w:line="240" w:lineRule="auto"/>
+        <w:rPr>
+          <w:rFonts w:ascii="Arial" w:eastAsia="Times New Roman" w:hAnsi="Arial" w:cs="Arial"/>
+          <w:kern w:val="0"/>
+          <w:sz w:val="24"/>
+          <w:szCs w:val="24"/>
+          <w:lang w:eastAsia="de-DE"/>
+          <w14:ligatures w14:val="none"/>
+        </w:rPr>
+      </w:pPr>
+      <w:r>
+        <w:rPr>
+          <w:rFonts w:ascii="Arial" w:eastAsia="Times New Roman" w:hAnsi="Arial" w:cs="Arial"/>
+          <w:kern w:val="0"/>
+          <w:sz w:val="24"/>
+          <w:szCs w:val="24"/>
+          <w:lang w:eastAsia="de-DE"/>
+          <w14:ligatures w14:val="none"/>
+        </w:rPr>
+        <w:t>https://jsonplaceholder.typicode.com/posts/1</w:t>
+      </w:r>
+    </w:p>
+    <w:p>
+      <w:pPr>
+        <w:spacing w:before="100" w:beforeAutospacing="1" w:after="100" w:afterAutospacing="1" w:line="240" w:lineRule="auto"/>
+        <w:rPr>
+          <w:rFonts w:ascii="Arial" w:eastAsia="Times New Roman" w:hAnsi="Arial" w:cs="Arial"/>
+          <w:kern w:val="0"/>
+          <w:sz w:val="24"/>
+          <w:szCs w:val="24"/>
+          <w:lang w:eastAsia="de-DE"/>
+          <w14:ligatures w14:val="none"/>
+        </w:rPr>
+      </w:pPr>
+      <w:r>
+        <w:rPr>
+          <w:rFonts w:ascii="Arial" w:eastAsia="Times New Roman" w:hAnsi="Arial" w:cs="Arial"/>
+          <w:b/>
+          <w:bCs/>
+          <w:kern w:val="0"/>
+          <w:sz w:val="24"/>
+          <w:szCs w:val="24"/>
+          <w:lang w:eastAsia="de-DE"/>
+          <w14:ligatures w14:val="none"/>
+        </w:rPr>
+        <w:t>Beispiel: Kommentare zu Post 1</w:t>
+      </w:r>
+    </w:p>
+    <w:p>
+      <w:pPr>
+        <w:tabs>
+          <w:tab w:val="left" w:pos="916"/>
+          <w:tab w:val="left" w:pos="1832"/>
+          <w:tab w:val="left" w:pos="2748"/>
+          <w:tab w:val="left" w:pos="3664"/>
+          <w:tab w:val="left" w:pos="4580"/>
+          <w:tab w:val="left" w:pos="5496"/>
+          <w:tab w:val="left" w:pos="6412"/>
+          <w:tab w:val="left" w:pos="7328"/>
+          <w:tab w:val="left" w:pos="8244"/>
+          <w:tab w:val="left" w:pos="9160"/>
+          <w:tab w:val="left" w:pos="10076"/>
+          <w:tab w:val="left" w:pos="10992"/>
+          <w:tab w:val="left" w:pos="11908"/>
+          <w:tab w:val="left" w:pos="12824"/>
+          <w:tab w:val="left" w:pos="13740"/>
+          <w:tab w:val="left" w:pos="14656"/>
+        </w:tabs>
+        <w:spacing w:after="0" w:line="240" w:lineRule="auto"/>
+        <w:rPr>
+          <w:rFonts w:ascii="Arial" w:eastAsia="Times New Roman" w:hAnsi="Arial" w:cs="Arial"/>
+          <w:kern w:val="0"/>
+          <w:sz w:val="24"/>
+          <w:szCs w:val="24"/>
+          <w:lang w:eastAsia="de-DE"/>
+          <w14:ligatures w14:val="none"/>
+        </w:rPr>
+      </w:pPr>
+      <w:r>
+        <w:rPr>
+          <w:rFonts w:ascii="Arial" w:eastAsia="Times New Roman" w:hAnsi="Arial" w:cs="Arial"/>
+          <w:kern w:val="0"/>
+          <w:sz w:val="24"/>
+          <w:szCs w:val="24"/>
+          <w:lang w:eastAsia="de-DE"/>
+          <w14:ligatures w14:val="none"/>
+        </w:rPr>
+        <w:t>https://jsonplaceholder.typicode.com/posts/1/comments</w:t>
+      </w:r>
+    </w:p>
+    <w:p>
+      <w:pPr>
+        <w:spacing w:after="0" w:line="240" w:lineRule="auto"/>
+        <w:rPr>
+          <w:rFonts w:ascii="Arial" w:eastAsia="Times New Roman" w:hAnsi="Arial" w:cs="Arial"/>
+          <w:kern w:val="0"/>
+          <w:sz w:val="24"/>
+          <w:szCs w:val="24"/>
+          <w:lang w:eastAsia="de-DE"/>
+          <w14:ligatures w14:val="none"/>
+        </w:rPr>
+      </w:pPr>
+    </w:p>
+    <w:p>
+      <w:pPr>
+        <w:spacing w:before="100" w:beforeAutospacing="1" w:after="100" w:afterAutospacing="1" w:line="240" w:lineRule="auto"/>
+        <w:outlineLvl w:val="1"/>
+        <w:rPr>
+          <w:rFonts w:ascii="Arial" w:eastAsia="Times New Roman" w:hAnsi="Arial" w:cs="Arial"/>
+          <w:b/>
+          <w:bCs/>
+          <w:kern w:val="0"/>
+          <w:sz w:val="24"/>
+          <w:szCs w:val="24"/>
+          <w:lang w:eastAsia="de-DE"/>
+          <w14:ligatures w14:val="none"/>
+        </w:rPr>
+      </w:pPr>
+      <w:r>
+        <w:rPr>
+          <w:rFonts w:ascii="Arial" w:eastAsia="Times New Roman" w:hAnsi="Arial" w:cs="Arial"/>
+          <w:b/>
+          <w:bCs/>
+          <w:kern w:val="0"/>
+          <w:sz w:val="24"/>
+          <w:szCs w:val="24"/>
+          <w:lang w:eastAsia="de-DE"/>
+          <w14:ligatures w14:val="none"/>
+        </w:rPr>
+        <w:t>2. Cat Facts (kuriose Katzen-Fakten)</w:t>
+      </w:r>
+    </w:p>
+    <w:p>
+      <w:pPr>
+        <w:tabs>
+          <w:tab w:val="left" w:pos="916"/>
+          <w:tab w:val="left" w:pos="1832"/>
+          <w:tab w:val="left" w:pos="2748"/>
+          <w:tab w:val="left" w:pos="3664"/>
+          <w:tab w:val="left" w:pos="4580"/>
+          <w:tab w:val="left" w:pos="5496"/>
+          <w:tab w:val="left" w:pos="6412"/>
+          <w:tab w:val="left" w:pos="7328"/>
+          <w:tab w:val="left" w:pos="8244"/>
+          <w:tab w:val="left" w:pos="9160"/>
+          <w:tab w:val="left" w:pos="10076"/>
+          <w:tab w:val="left" w:pos="10992"/>
+          <w:tab w:val="left" w:pos="11908"/>
+          <w:tab w:val="left" w:pos="12824"/>
+          <w:tab w:val="left" w:pos="13740"/>
+          <w:tab w:val="left" w:pos="14656"/>
+        </w:tabs>
+        <w:spacing w:after="0" w:line="240" w:lineRule="auto"/>
+        <w:rPr>
+          <w:rFonts w:ascii="Arial" w:eastAsia="Times New Roman" w:hAnsi="Arial" w:cs="Arial"/>
+          <w:kern w:val="0"/>
+          <w:sz w:val="24"/>
+          <w:szCs w:val="24"/>
+          <w:lang w:eastAsia="de-DE"/>
+          <w14:ligatures w14:val="none"/>
+        </w:rPr>
+      </w:pPr>
+      <w:r>
+        <w:rPr>
+          <w:rFonts w:ascii="Arial" w:eastAsia="Times New Roman" w:hAnsi="Arial" w:cs="Arial"/>
+          <w:kern w:val="0"/>
+          <w:sz w:val="24"/>
+          <w:szCs w:val="24"/>
+          <w:lang w:eastAsia="de-DE"/>
+          <w14:ligatures w14:val="none"/>
+        </w:rPr>
+        <w:t>https://catfact.ninja/fact</w:t>
+      </w:r>
+    </w:p>
+    <w:p>
+      <w:pPr>
+        <w:spacing w:before="100" w:beforeAutospacing="1" w:after="100" w:afterAutospacing="1" w:line="240" w:lineRule="auto"/>
+        <w:rPr>
+          <w:rFonts w:ascii="Arial" w:eastAsia="Times New Roman" w:hAnsi="Arial" w:cs="Arial"/>
+          <w:kern w:val="0"/>
+          <w:sz w:val="24"/>
+          <w:szCs w:val="24"/>
+          <w:lang w:eastAsia="de-DE"/>
+          <w14:ligatures w14:val="none"/>
+        </w:rPr>
+      </w:pPr>
+      <w:r>
+        <w:rPr>
+          <w:rFonts w:ascii="Arial" w:eastAsia="Times New Roman" w:hAnsi="Arial" w:cs="Arial"/>
+          <w:kern w:val="0"/>
+          <w:sz w:val="24"/>
+          <w:szCs w:val="24"/>
+          <w:lang w:eastAsia="de-DE"/>
+          <w14:ligatures w14:val="none"/>
+        </w:rPr>
+        <w:t>Antwort z. B.:</w:t>
+      </w:r>
+    </w:p>
+    <w:p>
+      <w:pPr>
+        <w:tabs>
+          <w:tab w:val="left" w:pos="916"/>
+          <w:tab w:val="left" w:pos="1832"/>
+          <w:tab w:val="left" w:pos="2748"/>
+          <w:tab w:val="left" w:pos="3664"/>
+          <w:tab w:val="left" w:pos="4580"/>
+          <w:tab w:val="left" w:pos="5496"/>
+          <w:tab w:val="left" w:pos="6412"/>
+          <w:tab w:val="left" w:pos="7328"/>
+          <w:tab w:val="left" w:pos="8244"/>
+          <w:tab w:val="left" w:pos="9160"/>
+          <w:tab w:val="left" w:pos="10076"/>
+          <w:tab w:val="left" w:pos="10992"/>
+          <w:tab w:val="left" w:pos="11908"/>
+          <w:tab w:val="left" w:pos="12824"/>
+          <w:tab w:val="left" w:pos="13740"/>
+          <w:tab w:val="left" w:pos="14656"/>
+        </w:tabs>
+        <w:spacing w:after="0" w:line="240" w:lineRule="auto"/>
+        <w:rPr>
+          <w:rFonts w:ascii="Arial" w:eastAsia="Times New Roman" w:hAnsi="Arial" w:cs="Arial"/>
+          <w:kern w:val="0"/>
+          <w:sz w:val="24"/>
+          <w:szCs w:val="24"/>
+          <w:lang w:val="en-GB" w:eastAsia="de-DE"/>
+          <w14:ligatures w14:val="none"/>
+        </w:rPr>
+      </w:pPr>
+      <w:r>
+        <w:rPr>
+          <w:rFonts w:ascii="Arial" w:eastAsia="Times New Roman" w:hAnsi="Arial" w:cs="Arial"/>
+          <w:kern w:val="0"/>
+          <w:sz w:val="24"/>
+          <w:szCs w:val="24"/>
+          <w:lang w:val="en-GB" w:eastAsia="de-DE"/>
+          <w14:ligatures w14:val="none"/>
+        </w:rPr>
+        <w:t>{"fact":"Cats sleep 70% of their life.","length":23}</w:t>
+      </w:r>
+    </w:p>
+    <w:p>
+      <w:pPr>
+        <w:spacing w:after="0" w:line="240" w:lineRule="auto"/>
+        <w:rPr>
+          <w:rFonts w:ascii="Arial" w:eastAsia="Times New Roman" w:hAnsi="Arial" w:cs="Arial"/>
+          <w:kern w:val="0"/>
+          <w:sz w:val="24"/>
+          <w:szCs w:val="24"/>
+          <w:lang w:eastAsia="de-DE"/>
+          <w14:ligatures w14:val="none"/>
+        </w:rPr>
+      </w:pPr>
+    </w:p>
+    <w:p>
+      <w:pPr>
+        <w:spacing w:before="100" w:beforeAutospacing="1" w:after="100" w:afterAutospacing="1" w:line="240" w:lineRule="auto"/>
+        <w:outlineLvl w:val="1"/>
+        <w:rPr>
+          <w:rFonts w:ascii="Arial" w:eastAsia="Times New Roman" w:hAnsi="Arial" w:cs="Arial"/>
+          <w:b/>
+          <w:bCs/>
+          <w:kern w:val="0"/>
+          <w:sz w:val="24"/>
+          <w:szCs w:val="24"/>
+          <w:lang w:eastAsia="de-DE"/>
+          <w14:ligatures w14:val="none"/>
+        </w:rPr>
+      </w:pPr>
+      <w:r>
+        <w:rPr>
+          <w:rFonts w:ascii="Arial" w:eastAsia="Times New Roman" w:hAnsi="Arial" w:cs="Arial"/>
+          <w:b/>
+          <w:bCs/>
+          <w:kern w:val="0"/>
+          <w:sz w:val="24"/>
+          <w:szCs w:val="24"/>
+          <w:lang w:eastAsia="de-DE"/>
+          <w14:ligatures w14:val="none"/>
+        </w:rPr>
+        <w:t>3. REST Countries (Länder-Infos)</w:t>
+      </w:r>
+    </w:p>
+    <w:p>
+      <w:pPr>
+        <w:spacing w:before="100" w:beforeAutospacing="1" w:after="100" w:afterAutospacing="1" w:line="240" w:lineRule="auto"/>
+        <w:rPr>
+          <w:rFonts w:ascii="Arial" w:eastAsia="Times New Roman" w:hAnsi="Arial" w:cs="Arial"/>
+          <w:kern w:val="0"/>
+          <w:sz w:val="24"/>
+          <w:szCs w:val="24"/>
+          <w:lang w:eastAsia="de-DE"/>
+          <w14:ligatures w14:val="none"/>
+        </w:rPr>
+      </w:pPr>
+      <w:r>
+        <w:rPr>
+          <w:rFonts w:ascii="Arial" w:eastAsia="Times New Roman" w:hAnsi="Arial" w:cs="Arial"/>
+          <w:b/>
+          <w:bCs/>
+          <w:kern w:val="0"/>
+          <w:sz w:val="24"/>
+          <w:szCs w:val="24"/>
+          <w:lang w:eastAsia="de-DE"/>
+          <w14:ligatures w14:val="none"/>
+        </w:rPr>
+        <w:t>Alle Länder abrufen</w:t>
+      </w:r>
+    </w:p>
+    <w:p>
+      <w:pPr>
+        <w:tabs>
+          <w:tab w:val="left" w:pos="916"/>
+          <w:tab w:val="left" w:pos="1832"/>
+          <w:tab w:val="left" w:pos="2748"/>
+          <w:tab w:val="left" w:pos="3664"/>
+          <w:tab w:val="left" w:pos="4580"/>
+          <w:tab w:val="left" w:pos="5496"/>
+          <w:tab w:val="left" w:pos="6412"/>
+          <w:tab w:val="left" w:pos="7328"/>
+          <w:tab w:val="left" w:pos="8244"/>
+          <w:tab w:val="left" w:pos="9160"/>
+          <w:tab w:val="left" w:pos="10076"/>
+          <w:tab w:val="left" w:pos="10992"/>
+          <w:tab w:val="left" w:pos="11908"/>
+          <w:tab w:val="left" w:pos="12824"/>
+          <w:tab w:val="left" w:pos="13740"/>
+          <w:tab w:val="left" w:pos="14656"/>
+        </w:tabs>
+        <w:spacing w:after="0" w:line="240" w:lineRule="auto"/>
+        <w:rPr>
+          <w:rFonts w:ascii="Arial" w:eastAsia="Times New Roman" w:hAnsi="Arial" w:cs="Arial"/>
+          <w:kern w:val="0"/>
+          <w:sz w:val="24"/>
+          <w:szCs w:val="24"/>
+          <w:lang w:eastAsia="de-DE"/>
+          <w14:ligatures w14:val="none"/>
+        </w:rPr>
+      </w:pPr>
+      <w:r>
+        <w:rPr>
+          <w:rFonts w:ascii="Arial" w:eastAsia="Times New Roman" w:hAnsi="Arial" w:cs="Arial"/>
+          <w:kern w:val="0"/>
+          <w:sz w:val="24"/>
+          <w:szCs w:val="24"/>
+          <w:lang w:eastAsia="de-DE"/>
+          <w14:ligatures w14:val="none"/>
+        </w:rPr>
+        <w:t>https://restcountries.com/v3.1/all</w:t>
+      </w:r>
+    </w:p>
+    <w:p>
+      <w:pPr>
+        <w:spacing w:before="100" w:beforeAutospacing="1" w:after="100" w:afterAutospacing="1" w:line="240" w:lineRule="auto"/>
+        <w:rPr>
+          <w:rFonts w:ascii="Arial" w:eastAsia="Times New Roman" w:hAnsi="Arial" w:cs="Arial"/>
+          <w:kern w:val="0"/>
+          <w:sz w:val="24"/>
+          <w:szCs w:val="24"/>
+          <w:lang w:eastAsia="de-DE"/>
+          <w14:ligatures w14:val="none"/>
+        </w:rPr>
+      </w:pPr>
+      <w:r>
+        <w:rPr>
+          <w:rFonts w:ascii="Arial" w:eastAsia="Times New Roman" w:hAnsi="Arial" w:cs="Arial"/>
+          <w:b/>
+          <w:bCs/>
+          <w:kern w:val="0"/>
+          <w:sz w:val="24"/>
+          <w:szCs w:val="24"/>
+          <w:lang w:eastAsia="de-DE"/>
+          <w14:ligatures w14:val="none"/>
+        </w:rPr>
+        <w:lastRenderedPageBreak/>
+        <w:t>Länder nach Name</w:t>
+      </w:r>
+    </w:p>
+    <w:p>
+      <w:pPr>
+        <w:tabs>
+          <w:tab w:val="left" w:pos="916"/>
+          <w:tab w:val="left" w:pos="1832"/>
+          <w:tab w:val="left" w:pos="2748"/>
+          <w:tab w:val="left" w:pos="3664"/>
+          <w:tab w:val="left" w:pos="4580"/>
+          <w:tab w:val="left" w:pos="5496"/>
+          <w:tab w:val="left" w:pos="6412"/>
+          <w:tab w:val="left" w:pos="7328"/>
+          <w:tab w:val="left" w:pos="8244"/>
+          <w:tab w:val="left" w:pos="9160"/>
+          <w:tab w:val="left" w:pos="10076"/>
+          <w:tab w:val="left" w:pos="10992"/>
+          <w:tab w:val="left" w:pos="11908"/>
+          <w:tab w:val="left" w:pos="12824"/>
+          <w:tab w:val="left" w:pos="13740"/>
+          <w:tab w:val="left" w:pos="14656"/>
+        </w:tabs>
+        <w:spacing w:after="0" w:line="240" w:lineRule="auto"/>
+        <w:rPr>
+          <w:rFonts w:ascii="Arial" w:eastAsia="Times New Roman" w:hAnsi="Arial" w:cs="Arial"/>
+          <w:kern w:val="0"/>
+          <w:sz w:val="24"/>
+          <w:szCs w:val="24"/>
+          <w:lang w:eastAsia="de-DE"/>
+          <w14:ligatures w14:val="none"/>
+        </w:rPr>
+      </w:pPr>
+      <w:r>
+        <w:rPr>
+          <w:rFonts w:ascii="Arial" w:eastAsia="Times New Roman" w:hAnsi="Arial" w:cs="Arial"/>
+          <w:kern w:val="0"/>
+          <w:sz w:val="24"/>
+          <w:szCs w:val="24"/>
+          <w:lang w:eastAsia="de-DE"/>
+          <w14:ligatures w14:val="none"/>
+        </w:rPr>
+        <w:t>https://restcountries.com/v3.1/name/France</w:t>
+      </w:r>
+    </w:p>
+    <w:p>
+      <w:pPr>
+        <w:spacing w:before="100" w:beforeAutospacing="1" w:after="100" w:afterAutospacing="1" w:line="240" w:lineRule="auto"/>
+        <w:rPr>
+          <w:rFonts w:ascii="Arial" w:eastAsia="Times New Roman" w:hAnsi="Arial" w:cs="Arial"/>
+          <w:kern w:val="0"/>
+          <w:sz w:val="24"/>
+          <w:szCs w:val="24"/>
+          <w:lang w:eastAsia="de-DE"/>
+          <w14:ligatures w14:val="none"/>
+        </w:rPr>
+      </w:pPr>
+      <w:r>
+        <w:rPr>
+          <w:rFonts w:ascii="Arial" w:eastAsia="Times New Roman" w:hAnsi="Arial" w:cs="Arial"/>
+          <w:kern w:val="0"/>
+          <w:sz w:val="24"/>
+          <w:szCs w:val="24"/>
+          <w:lang w:eastAsia="de-DE"/>
+          <w14:ligatures w14:val="none"/>
+        </w:rPr>
+        <w:t>Gibt z. B. Hauptstadt, Bevölkerung, Flagge usw.</w:t>
+      </w:r>
+    </w:p>
+    <w:p>
+      <w:pPr>
+        <w:spacing w:after="0" w:line="240" w:lineRule="auto"/>
+        <w:rPr>
+          <w:rFonts w:ascii="Arial" w:eastAsia="Times New Roman" w:hAnsi="Arial" w:cs="Arial"/>
+          <w:kern w:val="0"/>
+          <w:sz w:val="24"/>
+          <w:szCs w:val="24"/>
+          <w:lang w:eastAsia="de-DE"/>
+          <w14:ligatures w14:val="none"/>
+        </w:rPr>
+      </w:pPr>
+    </w:p>
+    <w:p>
+      <w:pPr>
+        <w:spacing w:before="100" w:beforeAutospacing="1" w:after="100" w:afterAutospacing="1" w:line="240" w:lineRule="auto"/>
+        <w:outlineLvl w:val="1"/>
+        <w:rPr>
+          <w:rFonts w:ascii="Arial" w:eastAsia="Times New Roman" w:hAnsi="Arial" w:cs="Arial"/>
+          <w:b/>
+          <w:bCs/>
+          <w:kern w:val="0"/>
+          <w:sz w:val="24"/>
+          <w:szCs w:val="24"/>
+          <w:lang w:eastAsia="de-DE"/>
+          <w14:ligatures w14:val="none"/>
+        </w:rPr>
+      </w:pPr>
+      <w:r>
+        <w:rPr>
+          <w:rFonts w:ascii="Arial" w:eastAsia="Times New Roman" w:hAnsi="Arial" w:cs="Arial"/>
+          <w:b/>
+          <w:bCs/>
+          <w:kern w:val="0"/>
+          <w:sz w:val="24"/>
+          <w:szCs w:val="24"/>
+          <w:lang w:eastAsia="de-DE"/>
+          <w14:ligatures w14:val="none"/>
+        </w:rPr>
+        <w:t>4. Dog CEO (Hunde-Bilder &amp; Info)</w:t>
+      </w:r>
+    </w:p>
+    <w:p>
+      <w:pPr>
+        <w:spacing w:before="100" w:beforeAutospacing="1" w:after="100" w:afterAutospacing="1" w:line="240" w:lineRule="auto"/>
+        <w:rPr>
+          <w:rFonts w:ascii="Arial" w:eastAsia="Times New Roman" w:hAnsi="Arial" w:cs="Arial"/>
+          <w:kern w:val="0"/>
+          <w:sz w:val="24"/>
+          <w:szCs w:val="24"/>
+          <w:lang w:eastAsia="de-DE"/>
+          <w14:ligatures w14:val="none"/>
+        </w:rPr>
+      </w:pPr>
+      <w:r>
+        <w:rPr>
+          <w:rFonts w:ascii="Arial" w:eastAsia="Times New Roman" w:hAnsi="Arial" w:cs="Arial"/>
+          <w:b/>
+          <w:bCs/>
+          <w:kern w:val="0"/>
+          <w:sz w:val="24"/>
+          <w:szCs w:val="24"/>
+          <w:lang w:eastAsia="de-DE"/>
+          <w14:ligatures w14:val="none"/>
+        </w:rPr>
+        <w:t>Zufälliges Bild</w:t>
+      </w:r>
+    </w:p>
+    <w:p>
+      <w:pPr>
+        <w:tabs>
+          <w:tab w:val="left" w:pos="916"/>
+          <w:tab w:val="left" w:pos="1832"/>
+          <w:tab w:val="left" w:pos="2748"/>
+          <w:tab w:val="left" w:pos="3664"/>
+          <w:tab w:val="left" w:pos="4580"/>
+          <w:tab w:val="left" w:pos="5496"/>
+          <w:tab w:val="left" w:pos="6412"/>
+          <w:tab w:val="left" w:pos="7328"/>
+          <w:tab w:val="left" w:pos="8244"/>
+          <w:tab w:val="left" w:pos="9160"/>
+          <w:tab w:val="left" w:pos="10076"/>
+          <w:tab w:val="left" w:pos="10992"/>
+          <w:tab w:val="left" w:pos="11908"/>
+          <w:tab w:val="left" w:pos="12824"/>
+          <w:tab w:val="left" w:pos="13740"/>
+          <w:tab w:val="left" w:pos="14656"/>
+        </w:tabs>
+        <w:spacing w:after="0" w:line="240" w:lineRule="auto"/>
+        <w:rPr>
+          <w:rFonts w:ascii="Arial" w:eastAsia="Times New Roman" w:hAnsi="Arial" w:cs="Arial"/>
+          <w:kern w:val="0"/>
+          <w:sz w:val="24"/>
+          <w:szCs w:val="24"/>
+          <w:lang w:eastAsia="de-DE"/>
+          <w14:ligatures w14:val="none"/>
+        </w:rPr>
+      </w:pPr>
+      <w:r>
+        <w:rPr>
+          <w:rFonts w:ascii="Arial" w:eastAsia="Times New Roman" w:hAnsi="Arial" w:cs="Arial"/>
+          <w:kern w:val="0"/>
+          <w:sz w:val="24"/>
+          <w:szCs w:val="24"/>
+          <w:lang w:eastAsia="de-DE"/>
+          <w14:ligatures w14:val="none"/>
+        </w:rPr>
+        <w:t>https://dog.ceo/api/breeds/image/random</w:t>
+      </w:r>
+    </w:p>
+    <w:p>
+      <w:pPr>
+        <w:spacing w:before="100" w:beforeAutospacing="1" w:after="100" w:afterAutospacing="1" w:line="240" w:lineRule="auto"/>
+        <w:rPr>
+          <w:rFonts w:ascii="Arial" w:eastAsia="Times New Roman" w:hAnsi="Arial" w:cs="Arial"/>
+          <w:kern w:val="0"/>
+          <w:sz w:val="24"/>
+          <w:szCs w:val="24"/>
+          <w:lang w:eastAsia="de-DE"/>
+          <w14:ligatures w14:val="none"/>
+        </w:rPr>
+      </w:pPr>
+      <w:r>
+        <w:rPr>
+          <w:rFonts w:ascii="Arial" w:eastAsia="Times New Roman" w:hAnsi="Arial" w:cs="Arial"/>
+          <w:b/>
+          <w:bCs/>
+          <w:kern w:val="0"/>
+          <w:sz w:val="24"/>
+          <w:szCs w:val="24"/>
+          <w:lang w:eastAsia="de-DE"/>
+          <w14:ligatures w14:val="none"/>
+        </w:rPr>
+        <w:t>Bilder einer Rasse (z. B. husky)</w:t>
+      </w:r>
+    </w:p>
+    <w:p>
+      <w:pPr>
+        <w:tabs>
+          <w:tab w:val="left" w:pos="916"/>
+          <w:tab w:val="left" w:pos="1832"/>
+          <w:tab w:val="left" w:pos="2748"/>
+          <w:tab w:val="left" w:pos="3664"/>
+          <w:tab w:val="left" w:pos="4580"/>
+          <w:tab w:val="left" w:pos="5496"/>
+          <w:tab w:val="left" w:pos="6412"/>
+          <w:tab w:val="left" w:pos="7328"/>
+          <w:tab w:val="left" w:pos="8244"/>
+          <w:tab w:val="left" w:pos="9160"/>
+          <w:tab w:val="left" w:pos="10076"/>
+          <w:tab w:val="left" w:pos="10992"/>
+          <w:tab w:val="left" w:pos="11908"/>
+          <w:tab w:val="left" w:pos="12824"/>
+          <w:tab w:val="left" w:pos="13740"/>
+          <w:tab w:val="left" w:pos="14656"/>
+        </w:tabs>
+        <w:spacing w:after="0" w:line="240" w:lineRule="auto"/>
+        <w:rPr>
+          <w:rFonts w:ascii="Arial" w:eastAsia="Times New Roman" w:hAnsi="Arial" w:cs="Arial"/>
+          <w:kern w:val="0"/>
+          <w:sz w:val="24"/>
+          <w:szCs w:val="24"/>
+          <w:lang w:eastAsia="de-DE"/>
+          <w14:ligatures w14:val="none"/>
+        </w:rPr>
+      </w:pPr>
+      <w:r>
+        <w:rPr>
+          <w:rFonts w:ascii="Arial" w:eastAsia="Times New Roman" w:hAnsi="Arial" w:cs="Arial"/>
+          <w:kern w:val="0"/>
+          <w:sz w:val="24"/>
+          <w:szCs w:val="24"/>
+          <w:lang w:eastAsia="de-DE"/>
+          <w14:ligatures w14:val="none"/>
+        </w:rPr>
+        <w:t>https://dog.ceo/api/breed/husky/images</w:t>
+      </w:r>
+    </w:p>
+    <w:p>
+      <w:pPr>
+        <w:spacing w:after="0" w:line="240" w:lineRule="auto"/>
+        <w:rPr>
+          <w:rFonts w:ascii="Arial" w:eastAsia="Times New Roman" w:hAnsi="Arial" w:cs="Arial"/>
+          <w:kern w:val="0"/>
+          <w:sz w:val="24"/>
+          <w:szCs w:val="24"/>
+          <w:lang w:eastAsia="de-DE"/>
+          <w14:ligatures w14:val="none"/>
+        </w:rPr>
+      </w:pPr>
+    </w:p>
+    <w:p>
+      <w:pPr>
+        <w:spacing w:before="100" w:beforeAutospacing="1" w:after="100" w:afterAutospacing="1" w:line="240" w:lineRule="auto"/>
+        <w:outlineLvl w:val="1"/>
+        <w:rPr>
+          <w:rFonts w:ascii="Arial" w:eastAsia="Times New Roman" w:hAnsi="Arial" w:cs="Arial"/>
+          <w:b/>
+          <w:bCs/>
+          <w:kern w:val="0"/>
+          <w:sz w:val="24"/>
+          <w:szCs w:val="24"/>
+          <w:lang w:eastAsia="de-DE"/>
+          <w14:ligatures w14:val="none"/>
+        </w:rPr>
+      </w:pPr>
+      <w:r>
+        <w:rPr>
+          <w:rFonts w:ascii="Arial" w:eastAsia="Times New Roman" w:hAnsi="Arial" w:cs="Arial"/>
+          <w:b/>
+          <w:bCs/>
+          <w:kern w:val="0"/>
+          <w:sz w:val="24"/>
+          <w:szCs w:val="24"/>
+          <w:lang w:eastAsia="de-DE"/>
+          <w14:ligatures w14:val="none"/>
+        </w:rPr>
+        <w:t>5. Open-Meteo (Wetter-Daten, kein Key nötig)</w:t>
+      </w:r>
+    </w:p>
+    <w:p>
+      <w:pPr>
+        <w:spacing w:before="100" w:beforeAutospacing="1" w:after="100" w:afterAutospacing="1" w:line="240" w:lineRule="auto"/>
+        <w:rPr>
+          <w:rFonts w:ascii="Arial" w:eastAsia="Times New Roman" w:hAnsi="Arial" w:cs="Arial"/>
+          <w:kern w:val="0"/>
+          <w:sz w:val="24"/>
+          <w:szCs w:val="24"/>
+          <w:lang w:eastAsia="de-DE"/>
+          <w14:ligatures w14:val="none"/>
+        </w:rPr>
+      </w:pPr>
+      <w:r>
+        <w:rPr>
+          <w:rFonts w:ascii="Arial" w:eastAsia="Times New Roman" w:hAnsi="Arial" w:cs="Arial"/>
+          <w:b/>
+          <w:bCs/>
+          <w:kern w:val="0"/>
+          <w:sz w:val="24"/>
+          <w:szCs w:val="24"/>
+          <w:lang w:eastAsia="de-DE"/>
+          <w14:ligatures w14:val="none"/>
+        </w:rPr>
+        <w:t>Aktuelle Wetter-Daten</w:t>
+      </w:r>
+    </w:p>
+    <w:p>
+      <w:pPr>
+        <w:tabs>
+          <w:tab w:val="left" w:pos="916"/>
+          <w:tab w:val="left" w:pos="1832"/>
+          <w:tab w:val="left" w:pos="2748"/>
+          <w:tab w:val="left" w:pos="3664"/>
+          <w:tab w:val="left" w:pos="4580"/>
+          <w:tab w:val="left" w:pos="5496"/>
+          <w:tab w:val="left" w:pos="6412"/>
+          <w:tab w:val="left" w:pos="7328"/>
+          <w:tab w:val="left" w:pos="8244"/>
+          <w:tab w:val="left" w:pos="9160"/>
+          <w:tab w:val="left" w:pos="10076"/>
+          <w:tab w:val="left" w:pos="10992"/>
+          <w:tab w:val="left" w:pos="11908"/>
+          <w:tab w:val="left" w:pos="12824"/>
+          <w:tab w:val="left" w:pos="13740"/>
+          <w:tab w:val="left" w:pos="14656"/>
+        </w:tabs>
+        <w:spacing w:after="0" w:line="240" w:lineRule="auto"/>
+        <w:rPr>
+          <w:rFonts w:ascii="Arial" w:eastAsia="Times New Roman" w:hAnsi="Arial" w:cs="Arial"/>
+          <w:kern w:val="0"/>
+          <w:sz w:val="24"/>
+          <w:szCs w:val="24"/>
+          <w:lang w:eastAsia="de-DE"/>
+          <w14:ligatures w14:val="none"/>
+        </w:rPr>
+      </w:pPr>
+      <w:r>
+        <w:rPr>
+          <w:rFonts w:ascii="Arial" w:eastAsia="Times New Roman" w:hAnsi="Arial" w:cs="Arial"/>
+          <w:kern w:val="0"/>
+          <w:sz w:val="24"/>
+          <w:szCs w:val="24"/>
+          <w:lang w:eastAsia="de-DE"/>
+          <w14:ligatures w14:val="none"/>
+        </w:rPr>
+        <w:t>https://api.open-meteo.com/v1/forecast?latitude=48.0&amp;longitude=8.0&amp;current_weather=true</w:t>
+      </w:r>
+    </w:p>
+    <w:p>
+      <w:pPr>
+        <w:spacing w:before="100" w:beforeAutospacing="1" w:after="100" w:afterAutospacing="1" w:line="240" w:lineRule="auto"/>
+        <w:rPr>
+          <w:rFonts w:ascii="Arial" w:eastAsia="Times New Roman" w:hAnsi="Arial" w:cs="Arial"/>
+          <w:kern w:val="0"/>
+          <w:sz w:val="24"/>
+          <w:szCs w:val="24"/>
+          <w:lang w:eastAsia="de-DE"/>
+          <w14:ligatures w14:val="none"/>
+        </w:rPr>
+      </w:pPr>
+      <w:r>
+        <w:rPr>
+          <w:rFonts w:ascii="Arial" w:eastAsia="Times New Roman" w:hAnsi="Arial" w:cs="Arial"/>
+          <w:kern w:val="0"/>
+          <w:sz w:val="24"/>
+          <w:szCs w:val="24"/>
+          <w:lang w:eastAsia="de-DE"/>
+          <w14:ligatures w14:val="none"/>
+        </w:rPr>
+        <w:t>→ lat/long anpassen → liefert Temperatur, Wind usw.</w:t>
+      </w:r>
+    </w:p>
+    <w:p>
+      <w:pPr>
+        <w:spacing w:after="0" w:line="240" w:lineRule="auto"/>
+        <w:rPr>
+          <w:rFonts w:ascii="Arial" w:eastAsia="Times New Roman" w:hAnsi="Arial" w:cs="Arial"/>
+          <w:kern w:val="0"/>
+          <w:sz w:val="24"/>
+          <w:szCs w:val="24"/>
+          <w:lang w:eastAsia="de-DE"/>
+          <w14:ligatures w14:val="none"/>
+        </w:rPr>
+      </w:pPr>
+    </w:p>
+    <w:p>
+      <w:pPr>
+        <w:spacing w:before="100" w:beforeAutospacing="1" w:after="100" w:afterAutospacing="1" w:line="240" w:lineRule="auto"/>
+        <w:outlineLvl w:val="1"/>
+        <w:rPr>
+          <w:rFonts w:ascii="Arial" w:eastAsia="Times New Roman" w:hAnsi="Arial" w:cs="Arial"/>
+          <w:b/>
+          <w:bCs/>
+          <w:kern w:val="0"/>
+          <w:sz w:val="24"/>
+          <w:szCs w:val="24"/>
+          <w:lang w:eastAsia="de-DE"/>
+          <w14:ligatures w14:val="none"/>
+        </w:rPr>
+      </w:pPr>
+      <w:r>
+        <w:rPr>
+          <w:rFonts w:ascii="Arial" w:eastAsia="Times New Roman" w:hAnsi="Arial" w:cs="Arial"/>
+          <w:b/>
+          <w:bCs/>
+          <w:kern w:val="0"/>
+          <w:sz w:val="24"/>
+          <w:szCs w:val="24"/>
+          <w:lang w:eastAsia="de-DE"/>
+          <w14:ligatures w14:val="none"/>
+        </w:rPr>
+        <w:t>6. Bored API (Ideen gegen Langeweile)</w:t>
+      </w:r>
+    </w:p>
+    <w:p>
+      <w:pPr>
+        <w:tabs>
+          <w:tab w:val="left" w:pos="916"/>
+          <w:tab w:val="left" w:pos="1832"/>
+          <w:tab w:val="left" w:pos="2748"/>
+          <w:tab w:val="left" w:pos="3664"/>
+          <w:tab w:val="left" w:pos="4580"/>
+          <w:tab w:val="left" w:pos="5496"/>
+          <w:tab w:val="left" w:pos="6412"/>
+          <w:tab w:val="left" w:pos="7328"/>
+          <w:tab w:val="left" w:pos="8244"/>
+          <w:tab w:val="left" w:pos="9160"/>
+          <w:tab w:val="left" w:pos="10076"/>
+          <w:tab w:val="left" w:pos="10992"/>
+          <w:tab w:val="left" w:pos="11908"/>
+          <w:tab w:val="left" w:pos="12824"/>
+          <w:tab w:val="left" w:pos="13740"/>
+          <w:tab w:val="left" w:pos="14656"/>
+        </w:tabs>
+        <w:spacing w:after="0" w:line="240" w:lineRule="auto"/>
+        <w:rPr>
+          <w:rFonts w:ascii="Arial" w:eastAsia="Times New Roman" w:hAnsi="Arial" w:cs="Arial"/>
+          <w:kern w:val="0"/>
+          <w:sz w:val="24"/>
+          <w:szCs w:val="24"/>
+          <w:lang w:eastAsia="de-DE"/>
+          <w14:ligatures w14:val="none"/>
+        </w:rPr>
+      </w:pPr>
+      <w:r>
+        <w:rPr>
+          <w:rFonts w:ascii="Arial" w:eastAsia="Times New Roman" w:hAnsi="Arial" w:cs="Arial"/>
+          <w:kern w:val="0"/>
+          <w:sz w:val="24"/>
+          <w:szCs w:val="24"/>
+          <w:lang w:eastAsia="de-DE"/>
+          <w14:ligatures w14:val="none"/>
+        </w:rPr>
+        <w:t>https://www.boredapi.com/api/activity</w:t>
+      </w:r>
+    </w:p>
+    <w:p>
+      <w:pPr>
+        <w:spacing w:before="100" w:beforeAutospacing="1" w:after="100" w:afterAutospacing="1" w:line="240" w:lineRule="auto"/>
+        <w:rPr>
+          <w:rFonts w:ascii="Arial" w:eastAsia="Times New Roman" w:hAnsi="Arial" w:cs="Arial"/>
+          <w:kern w:val="0"/>
+          <w:sz w:val="24"/>
+          <w:szCs w:val="24"/>
+          <w:lang w:val="en-GB" w:eastAsia="de-DE"/>
+          <w14:ligatures w14:val="none"/>
+        </w:rPr>
+      </w:pPr>
+      <w:r>
+        <w:rPr>
+          <w:rFonts w:ascii="Arial" w:eastAsia="Times New Roman" w:hAnsi="Arial" w:cs="Arial"/>
+          <w:kern w:val="0"/>
+          <w:sz w:val="24"/>
+          <w:szCs w:val="24"/>
+          <w:lang w:val="en-GB" w:eastAsia="de-DE"/>
+          <w14:ligatures w14:val="none"/>
+        </w:rPr>
+        <w:t>Antwort-Beispiel:</w:t>
+      </w:r>
+    </w:p>
+    <w:p>
+      <w:pPr>
+        <w:tabs>
+          <w:tab w:val="left" w:pos="916"/>
+          <w:tab w:val="left" w:pos="1832"/>
+          <w:tab w:val="left" w:pos="2748"/>
+          <w:tab w:val="left" w:pos="3664"/>
+          <w:tab w:val="left" w:pos="4580"/>
+          <w:tab w:val="left" w:pos="5496"/>
+          <w:tab w:val="left" w:pos="6412"/>
+          <w:tab w:val="left" w:pos="7328"/>
+          <w:tab w:val="left" w:pos="8244"/>
+          <w:tab w:val="left" w:pos="9160"/>
+          <w:tab w:val="left" w:pos="10076"/>
+          <w:tab w:val="left" w:pos="10992"/>
+          <w:tab w:val="left" w:pos="11908"/>
+          <w:tab w:val="left" w:pos="12824"/>
+          <w:tab w:val="left" w:pos="13740"/>
+          <w:tab w:val="left" w:pos="14656"/>
+        </w:tabs>
+        <w:spacing w:after="0" w:line="240" w:lineRule="auto"/>
+        <w:rPr>
+          <w:rFonts w:ascii="Arial" w:eastAsia="Times New Roman" w:hAnsi="Arial" w:cs="Arial"/>
+          <w:kern w:val="0"/>
+          <w:sz w:val="24"/>
+          <w:szCs w:val="24"/>
+          <w:lang w:val="en-GB" w:eastAsia="de-DE"/>
+          <w14:ligatures w14:val="none"/>
+        </w:rPr>
+      </w:pPr>
+      <w:r>
+        <w:rPr>
+          <w:rFonts w:ascii="Arial" w:eastAsia="Times New Roman" w:hAnsi="Arial" w:cs="Arial"/>
+          <w:kern w:val="0"/>
+          <w:sz w:val="24"/>
+          <w:szCs w:val="24"/>
+          <w:lang w:val="en-GB" w:eastAsia="de-DE"/>
+          <w14:ligatures w14:val="none"/>
+        </w:rPr>
+        <w:t>{"activity":"Learn how to use a french press","type":"education"}</w:t>
+      </w:r>
+    </w:p>
+    <w:p>
+      <w:pPr>
+        <w:spacing w:after="0" w:line="240" w:lineRule="auto"/>
+        <w:rPr>
+          <w:rFonts w:ascii="Arial" w:eastAsia="Times New Roman" w:hAnsi="Arial" w:cs="Arial"/>
+          <w:kern w:val="0"/>
+          <w:sz w:val="24"/>
+          <w:szCs w:val="24"/>
+          <w:lang w:eastAsia="de-DE"/>
+          <w14:ligatures w14:val="none"/>
+        </w:rPr>
+      </w:pPr>
+    </w:p>
+    <w:p>
+      <w:pPr>
+        <w:spacing w:before="100" w:beforeAutospacing="1" w:after="100" w:afterAutospacing="1" w:line="240" w:lineRule="auto"/>
+        <w:outlineLvl w:val="1"/>
+        <w:rPr>
+          <w:rFonts w:ascii="Arial" w:eastAsia="Times New Roman" w:hAnsi="Arial" w:cs="Arial"/>
+          <w:b/>
+          <w:bCs/>
+          <w:kern w:val="0"/>
+          <w:sz w:val="24"/>
+          <w:szCs w:val="24"/>
+          <w:lang w:val="en-GB" w:eastAsia="de-DE"/>
+          <w14:ligatures w14:val="none"/>
+        </w:rPr>
+      </w:pPr>
+      <w:r>
+        <w:rPr>
+          <w:rFonts w:ascii="Arial" w:eastAsia="Times New Roman" w:hAnsi="Arial" w:cs="Arial"/>
+          <w:b/>
+          <w:bCs/>
+          <w:kern w:val="0"/>
+          <w:sz w:val="24"/>
+          <w:szCs w:val="24"/>
+          <w:lang w:val="en-GB" w:eastAsia="de-DE"/>
+          <w14:ligatures w14:val="none"/>
+        </w:rPr>
+        <w:t>7. Public APIs-List (Meta-API)</w:t>
+      </w:r>
+    </w:p>
+    <w:p>
+      <w:pPr>
+        <w:spacing w:before="100" w:beforeAutospacing="1" w:after="100" w:afterAutospacing="1" w:line="240" w:lineRule="auto"/>
+        <w:rPr>
+          <w:rFonts w:ascii="Arial" w:eastAsia="Times New Roman" w:hAnsi="Arial" w:cs="Arial"/>
+          <w:kern w:val="0"/>
+          <w:sz w:val="24"/>
+          <w:szCs w:val="24"/>
+          <w:lang w:eastAsia="de-DE"/>
+          <w14:ligatures w14:val="none"/>
+        </w:rPr>
+      </w:pPr>
+      <w:r>
+        <w:rPr>
+          <w:rFonts w:ascii="Arial" w:eastAsia="Times New Roman" w:hAnsi="Arial" w:cs="Arial"/>
+          <w:kern w:val="0"/>
+          <w:sz w:val="24"/>
+          <w:szCs w:val="24"/>
+          <w:lang w:eastAsia="de-DE"/>
+          <w14:ligatures w14:val="none"/>
+        </w:rPr>
+        <w:t>Liste von offenen APIs:</w:t>
+      </w:r>
+    </w:p>
+    <w:p>
+      <w:pPr>
+        <w:tabs>
+          <w:tab w:val="left" w:pos="916"/>
+          <w:tab w:val="left" w:pos="1832"/>
+          <w:tab w:val="left" w:pos="2748"/>
+          <w:tab w:val="left" w:pos="3664"/>
+          <w:tab w:val="left" w:pos="4580"/>
+          <w:tab w:val="left" w:pos="5496"/>
+          <w:tab w:val="left" w:pos="6412"/>
+          <w:tab w:val="left" w:pos="7328"/>
+          <w:tab w:val="left" w:pos="8244"/>
+          <w:tab w:val="left" w:pos="9160"/>
+          <w:tab w:val="left" w:pos="10076"/>
+          <w:tab w:val="left" w:pos="10992"/>
+          <w:tab w:val="left" w:pos="11908"/>
+          <w:tab w:val="left" w:pos="12824"/>
+          <w:tab w:val="left" w:pos="13740"/>
+          <w:tab w:val="left" w:pos="14656"/>
+        </w:tabs>
+        <w:spacing w:after="0" w:line="240" w:lineRule="auto"/>
+        <w:rPr>
+          <w:rFonts w:ascii="Arial" w:eastAsia="Times New Roman" w:hAnsi="Arial" w:cs="Arial"/>
+          <w:kern w:val="0"/>
+          <w:sz w:val="24"/>
+          <w:szCs w:val="24"/>
+          <w:lang w:eastAsia="de-DE"/>
+          <w14:ligatures w14:val="none"/>
+        </w:rPr>
+      </w:pPr>
+      <w:r>
+        <w:rPr>
+          <w:rFonts w:ascii="Arial" w:eastAsia="Times New Roman" w:hAnsi="Arial" w:cs="Arial"/>
+          <w:kern w:val="0"/>
+          <w:sz w:val="24"/>
+          <w:szCs w:val="24"/>
+          <w:lang w:eastAsia="de-DE"/>
+          <w14:ligatures w14:val="none"/>
+        </w:rPr>
+        <w:t>https://api.publicapis.org/entries</w:t>
+      </w:r>
+    </w:p>
+    <w:p>
+      <w:pPr>
+        <w:spacing w:before="100" w:beforeAutospacing="1" w:after="100" w:afterAutospacing="1" w:line="240" w:lineRule="auto"/>
+        <w:rPr>
+          <w:rFonts w:ascii="Arial" w:eastAsia="Times New Roman" w:hAnsi="Arial" w:cs="Arial"/>
+          <w:kern w:val="0"/>
+          <w:sz w:val="24"/>
+          <w:szCs w:val="24"/>
+          <w:lang w:eastAsia="de-DE"/>
+          <w14:ligatures w14:val="none"/>
+        </w:rPr>
+      </w:pPr>
+      <w:r>
+        <w:rPr>
+          <w:rFonts w:ascii="Arial" w:eastAsia="Times New Roman" w:hAnsi="Arial" w:cs="Arial"/>
+          <w:kern w:val="0"/>
+          <w:sz w:val="24"/>
+          <w:szCs w:val="24"/>
+          <w:lang w:eastAsia="de-DE"/>
+          <w14:ligatures w14:val="none"/>
+        </w:rPr>
+        <w:t>Du kannst filtern, z. B. nur APIs ohne Auth:</w:t>
+      </w:r>
+    </w:p>
+    <w:p>
+      <w:pPr>
+        <w:tabs>
+          <w:tab w:val="left" w:pos="916"/>
+          <w:tab w:val="left" w:pos="1832"/>
+          <w:tab w:val="left" w:pos="2748"/>
+          <w:tab w:val="left" w:pos="3664"/>
+          <w:tab w:val="left" w:pos="4580"/>
+          <w:tab w:val="left" w:pos="5496"/>
+          <w:tab w:val="left" w:pos="6412"/>
+          <w:tab w:val="left" w:pos="7328"/>
+          <w:tab w:val="left" w:pos="8244"/>
+          <w:tab w:val="left" w:pos="9160"/>
+          <w:tab w:val="left" w:pos="10076"/>
+          <w:tab w:val="left" w:pos="10992"/>
+          <w:tab w:val="left" w:pos="11908"/>
+          <w:tab w:val="left" w:pos="12824"/>
+          <w:tab w:val="left" w:pos="13740"/>
+          <w:tab w:val="left" w:pos="14656"/>
+        </w:tabs>
+        <w:spacing w:after="0" w:line="240" w:lineRule="auto"/>
+        <w:rPr>
+          <w:rFonts w:ascii="Arial" w:eastAsia="Times New Roman" w:hAnsi="Arial" w:cs="Arial"/>
+          <w:kern w:val="0"/>
+          <w:sz w:val="24"/>
+          <w:szCs w:val="24"/>
+          <w:lang w:eastAsia="de-DE"/>
+          <w14:ligatures w14:val="none"/>
+        </w:rPr>
+      </w:pPr>
+      <w:r>
+        <w:rPr>
+          <w:rFonts w:ascii="Arial" w:eastAsia="Times New Roman" w:hAnsi="Arial" w:cs="Arial"/>
+          <w:kern w:val="0"/>
+          <w:sz w:val="24"/>
+          <w:szCs w:val="24"/>
+          <w:lang w:eastAsia="de-DE"/>
+          <w14:ligatures w14:val="none"/>
+        </w:rPr>
+        <w:t>https://api.publicapis.org/entries?auth=None</w:t>
+      </w:r>
+    </w:p>
+    <w:p>
+      <w:pPr>
+        <w:spacing w:after="0" w:line="240" w:lineRule="auto"/>
+        <w:rPr>
+          <w:rFonts w:ascii="Arial" w:eastAsia="Times New Roman" w:hAnsi="Arial" w:cs="Arial"/>
+          <w:kern w:val="0"/>
+          <w:sz w:val="24"/>
+          <w:szCs w:val="24"/>
+          <w:lang w:eastAsia="de-DE"/>
+          <w14:ligatures w14:val="none"/>
+        </w:rPr>
+      </w:pPr>
+    </w:p>
+    <w:p>
+      <w:pPr>
+        <w:spacing w:before="100" w:beforeAutospacing="1" w:after="100" w:afterAutospacing="1" w:line="240" w:lineRule="auto"/>
+        <w:outlineLvl w:val="2"/>
+        <w:rPr>
+          <w:rFonts w:ascii="Arial" w:eastAsia="Times New Roman" w:hAnsi="Arial" w:cs="Arial"/>
+          <w:b/>
+          <w:bCs/>
+          <w:kern w:val="0"/>
+          <w:sz w:val="24"/>
+          <w:szCs w:val="24"/>
+          <w:lang w:eastAsia="de-DE"/>
+          <w14:ligatures w14:val="none"/>
+        </w:rPr>
+      </w:pPr>
+    </w:p>
+    <w:tbl>
+      <w:tblPr>
+        <w:tblStyle w:val="EinfacheTabelle1"/>
+        <w:tblW w:w="0" w:type="auto"/>
+        <w:tblLook w:val="04A0" w:firstRow="1" w:lastRow="0" w:firstColumn="1" w:lastColumn="0" w:noHBand="0" w:noVBand="1"/>
+      </w:tblPr>
+      <w:tblGrid>
+        <w:gridCol w:w="2231"/>
+        <w:gridCol w:w="2604"/>
+      </w:tblGrid>
+      <w:tr>
+        <w:trPr>
+          <w:cnfStyle w:val="100000000000" w:firstRow="1" w:lastRow="0" w:firstColumn="0" w:lastColumn="0" w:oddVBand="0" w:evenVBand="0" w:oddHBand="0" w:evenHBand="0" w:firstRowFirstColumn="0" w:firstRowLastColumn="0" w:lastRowFirstColumn="0" w:lastRowLastColumn="0"/>
+        </w:trPr>
+        <w:tc>
+          <w:tcPr>
+            <w:cnfStyle w:val="001000000000" w:firstRow="0" w:lastRow="0" w:firstColumn="1" w:lastColumn="0" w:oddVBand="0" w:evenVBand="0" w:oddHBand="0" w:evenHBand="0" w:firstRowFirstColumn="0" w:firstRowLastColumn="0" w:lastRowFirstColumn="0" w:lastRowLastColumn="0"/>
+            <w:tcW w:w="0" w:type="auto"/>
+            <w:hideMark/>
+          </w:tcPr>
+          <w:p>
+            <w:pPr>
+              <w:jc w:val="center"/>
+              <w:rPr>
+                <w:rFonts w:ascii="Arial" w:eastAsia="Times New Roman" w:hAnsi="Arial" w:cs="Arial"/>
+                <w:kern w:val="0"/>
+                <w:sz w:val="24"/>
+                <w:szCs w:val="24"/>
+                <w:lang w:eastAsia="de-DE"/>
+                <w14:ligatures w14:val="none"/>
+              </w:rPr>
+            </w:pPr>
+            <w:r>
+              <w:rPr>
+                <w:rFonts w:ascii="Arial" w:eastAsia="Times New Roman" w:hAnsi="Arial" w:cs="Arial"/>
+                <w:kern w:val="0"/>
+                <w:sz w:val="24"/>
+                <w:szCs w:val="24"/>
+                <w:lang w:eastAsia="de-DE"/>
+                <w14:ligatures w14:val="none"/>
+              </w:rPr>
+              <w:t>API</w:t>
+            </w:r>
+          </w:p>
+        </w:tc>
+        <w:tc>
+          <w:tcPr>
+            <w:tcW w:w="0" w:type="auto"/>
+            <w:hideMark/>
+          </w:tcPr>
+          <w:p>
+            <w:pPr>
+              <w:jc w:val="center"/>
+              <w:cnfStyle w:val="100000000000" w:firstRow="1" w:lastRow="0" w:firstColumn="0" w:lastColumn="0" w:oddVBand="0" w:evenVBand="0" w:oddHBand="0" w:evenHBand="0" w:firstRowFirstColumn="0" w:firstRowLastColumn="0" w:lastRowFirstColumn="0" w:lastRowLastColumn="0"/>
+              <w:rPr>
+                <w:rFonts w:ascii="Arial" w:eastAsia="Times New Roman" w:hAnsi="Arial" w:cs="Arial"/>
+                <w:kern w:val="0"/>
+                <w:sz w:val="24"/>
+                <w:szCs w:val="24"/>
+                <w:lang w:eastAsia="de-DE"/>
+                <w14:ligatures w14:val="none"/>
+              </w:rPr>
+            </w:pPr>
+            <w:r>
+              <w:rPr>
+                <w:rFonts w:ascii="Arial" w:eastAsia="Times New Roman" w:hAnsi="Arial" w:cs="Arial"/>
+                <w:kern w:val="0"/>
+                <w:sz w:val="24"/>
+                <w:szCs w:val="24"/>
+                <w:lang w:eastAsia="de-DE"/>
+                <w14:ligatures w14:val="none"/>
+              </w:rPr>
+              <w:t>Zweck</w:t>
+            </w:r>
+          </w:p>
+        </w:tc>
+      </w:tr>
+      <w:tr>
+        <w:trPr>
+          <w:cnfStyle w:val="000000100000" w:firstRow="0" w:lastRow="0" w:firstColumn="0" w:lastColumn="0" w:oddVBand="0" w:evenVBand="0" w:oddHBand="1" w:evenHBand="0" w:firstRowFirstColumn="0" w:firstRowLastColumn="0" w:lastRowFirstColumn="0" w:lastRowLastColumn="0"/>
+        </w:trPr>
+        <w:tc>
+          <w:tcPr>
+            <w:cnfStyle w:val="001000000000" w:firstRow="0" w:lastRow="0" w:firstColumn="1" w:lastColumn="0" w:oddVBand="0" w:evenVBand="0" w:oddHBand="0" w:evenHBand="0" w:firstRowFirstColumn="0" w:firstRowLastColumn="0" w:lastRowFirstColumn="0" w:lastRowLastColumn="0"/>
+            <w:tcW w:w="0" w:type="auto"/>
+            <w:hideMark/>
+          </w:tcPr>
+          <w:p>
+            <w:pPr>
+              <w:rPr>
+                <w:rFonts w:ascii="Arial" w:eastAsia="Times New Roman" w:hAnsi="Arial" w:cs="Arial"/>
+                <w:kern w:val="0"/>
+                <w:sz w:val="24"/>
+                <w:szCs w:val="24"/>
+                <w:lang w:eastAsia="de-DE"/>
+                <w14:ligatures w14:val="none"/>
+              </w:rPr>
+            </w:pPr>
+            <w:r>
+              <w:rPr>
+                <w:rFonts w:ascii="Arial" w:eastAsia="Times New Roman" w:hAnsi="Arial" w:cs="Arial"/>
+                <w:kern w:val="0"/>
+                <w:sz w:val="24"/>
+                <w:szCs w:val="24"/>
+                <w:lang w:eastAsia="de-DE"/>
+                <w14:ligatures w14:val="none"/>
+              </w:rPr>
+              <w:t>JSONPlaceholder</w:t>
+            </w:r>
+          </w:p>
+        </w:tc>
+        <w:tc>
+          <w:tcPr>
+            <w:tcW w:w="0" w:type="auto"/>
+            <w:hideMark/>
+          </w:tcPr>
+          <w:p>
+            <w:pPr>
+              <w:cnfStyle w:val="000000100000" w:firstRow="0" w:lastRow="0" w:firstColumn="0" w:lastColumn="0" w:oddVBand="0" w:evenVBand="0" w:oddHBand="1" w:evenHBand="0" w:firstRowFirstColumn="0" w:firstRowLastColumn="0" w:lastRowFirstColumn="0" w:lastRowLastColumn="0"/>
+              <w:rPr>
+                <w:rFonts w:ascii="Arial" w:eastAsia="Times New Roman" w:hAnsi="Arial" w:cs="Arial"/>
+                <w:kern w:val="0"/>
+                <w:sz w:val="24"/>
+                <w:szCs w:val="24"/>
+                <w:lang w:eastAsia="de-DE"/>
+                <w14:ligatures w14:val="none"/>
+              </w:rPr>
+            </w:pPr>
+            <w:r>
+              <w:rPr>
+                <w:rFonts w:ascii="Arial" w:eastAsia="Times New Roman" w:hAnsi="Arial" w:cs="Arial"/>
+                <w:kern w:val="0"/>
+                <w:sz w:val="24"/>
+                <w:szCs w:val="24"/>
+                <w:lang w:eastAsia="de-DE"/>
+                <w14:ligatures w14:val="none"/>
+              </w:rPr>
+              <w:t>Test-Daten</w:t>
+            </w:r>
+          </w:p>
+        </w:tc>
+      </w:tr>
+      <w:tr>
+        <w:tc>
+          <w:tcPr>
+            <w:cnfStyle w:val="001000000000" w:firstRow="0" w:lastRow="0" w:firstColumn="1" w:lastColumn="0" w:oddVBand="0" w:evenVBand="0" w:oddHBand="0" w:evenHBand="0" w:firstRowFirstColumn="0" w:firstRowLastColumn="0" w:lastRowFirstColumn="0" w:lastRowLastColumn="0"/>
+            <w:tcW w:w="0" w:type="auto"/>
+            <w:hideMark/>
+          </w:tcPr>
+          <w:p>
+            <w:pPr>
+              <w:rPr>
+                <w:rFonts w:ascii="Arial" w:eastAsia="Times New Roman" w:hAnsi="Arial" w:cs="Arial"/>
+                <w:kern w:val="0"/>
+                <w:sz w:val="24"/>
+                <w:szCs w:val="24"/>
+                <w:lang w:eastAsia="de-DE"/>
+                <w14:ligatures w14:val="none"/>
+              </w:rPr>
+            </w:pPr>
+            <w:r>
+              <w:rPr>
+                <w:rFonts w:ascii="Arial" w:eastAsia="Times New Roman" w:hAnsi="Arial" w:cs="Arial"/>
+                <w:kern w:val="0"/>
+                <w:sz w:val="24"/>
+                <w:szCs w:val="24"/>
+                <w:lang w:eastAsia="de-DE"/>
+                <w14:ligatures w14:val="none"/>
+              </w:rPr>
+              <w:t>Cat Facts</w:t>
+            </w:r>
+          </w:p>
+        </w:tc>
+        <w:tc>
+          <w:tcPr>
+            <w:tcW w:w="0" w:type="auto"/>
+            <w:hideMark/>
+          </w:tcPr>
+          <w:p>
+            <w:pPr>
+              <w:cnfStyle w:val="000000000000" w:firstRow="0" w:lastRow="0" w:firstColumn="0" w:lastColumn="0" w:oddVBand="0" w:evenVBand="0" w:oddHBand="0" w:evenHBand="0" w:firstRowFirstColumn="0" w:firstRowLastColumn="0" w:lastRowFirstColumn="0" w:lastRowLastColumn="0"/>
+              <w:rPr>
+                <w:rFonts w:ascii="Arial" w:eastAsia="Times New Roman" w:hAnsi="Arial" w:cs="Arial"/>
+                <w:kern w:val="0"/>
+                <w:sz w:val="24"/>
+                <w:szCs w:val="24"/>
+                <w:lang w:eastAsia="de-DE"/>
+                <w14:ligatures w14:val="none"/>
+              </w:rPr>
+            </w:pPr>
+            <w:r>
+              <w:rPr>
+                <w:rFonts w:ascii="Arial" w:eastAsia="Times New Roman" w:hAnsi="Arial" w:cs="Arial"/>
+                <w:kern w:val="0"/>
+                <w:sz w:val="24"/>
+                <w:szCs w:val="24"/>
+                <w:lang w:eastAsia="de-DE"/>
+                <w14:ligatures w14:val="none"/>
+              </w:rPr>
+              <w:t>Katzen-Fakten</w:t>
+            </w:r>
+          </w:p>
+        </w:tc>
+      </w:tr>
+      <w:tr>
+        <w:trPr>
+          <w:cnfStyle w:val="000000100000" w:firstRow="0" w:lastRow="0" w:firstColumn="0" w:lastColumn="0" w:oddVBand="0" w:evenVBand="0" w:oddHBand="1" w:evenHBand="0" w:firstRowFirstColumn="0" w:firstRowLastColumn="0" w:lastRowFirstColumn="0" w:lastRowLastColumn="0"/>
+        </w:trPr>
+        <w:tc>
+          <w:tcPr>
+            <w:cnfStyle w:val="001000000000" w:firstRow="0" w:lastRow="0" w:firstColumn="1" w:lastColumn="0" w:oddVBand="0" w:evenVBand="0" w:oddHBand="0" w:evenHBand="0" w:firstRowFirstColumn="0" w:firstRowLastColumn="0" w:lastRowFirstColumn="0" w:lastRowLastColumn="0"/>
+            <w:tcW w:w="0" w:type="auto"/>
+            <w:hideMark/>
+          </w:tcPr>
+          <w:p>
+            <w:pPr>
+              <w:rPr>
+                <w:rFonts w:ascii="Arial" w:eastAsia="Times New Roman" w:hAnsi="Arial" w:cs="Arial"/>
+                <w:kern w:val="0"/>
+                <w:sz w:val="24"/>
+                <w:szCs w:val="24"/>
+                <w:lang w:eastAsia="de-DE"/>
+                <w14:ligatures w14:val="none"/>
+              </w:rPr>
+            </w:pPr>
+            <w:r>
+              <w:rPr>
+                <w:rFonts w:ascii="Arial" w:eastAsia="Times New Roman" w:hAnsi="Arial" w:cs="Arial"/>
+                <w:kern w:val="0"/>
+                <w:sz w:val="24"/>
+                <w:szCs w:val="24"/>
+                <w:lang w:eastAsia="de-DE"/>
+                <w14:ligatures w14:val="none"/>
+              </w:rPr>
+              <w:t>REST Countries</w:t>
+            </w:r>
+          </w:p>
+        </w:tc>
+        <w:tc>
+          <w:tcPr>
+            <w:tcW w:w="0" w:type="auto"/>
+            <w:hideMark/>
+          </w:tcPr>
+          <w:p>
+            <w:pPr>
+              <w:cnfStyle w:val="000000100000" w:firstRow="0" w:lastRow="0" w:firstColumn="0" w:lastColumn="0" w:oddVBand="0" w:evenVBand="0" w:oddHBand="1" w:evenHBand="0" w:firstRowFirstColumn="0" w:firstRowLastColumn="0" w:lastRowFirstColumn="0" w:lastRowLastColumn="0"/>
+              <w:rPr>
+                <w:rFonts w:ascii="Arial" w:eastAsia="Times New Roman" w:hAnsi="Arial" w:cs="Arial"/>
+                <w:kern w:val="0"/>
+                <w:sz w:val="24"/>
+                <w:szCs w:val="24"/>
+                <w:lang w:eastAsia="de-DE"/>
+                <w14:ligatures w14:val="none"/>
+              </w:rPr>
+            </w:pPr>
+            <w:r>
+              <w:rPr>
+                <w:rFonts w:ascii="Arial" w:eastAsia="Times New Roman" w:hAnsi="Arial" w:cs="Arial"/>
+                <w:kern w:val="0"/>
+                <w:sz w:val="24"/>
+                <w:szCs w:val="24"/>
+                <w:lang w:eastAsia="de-DE"/>
+                <w14:ligatures w14:val="none"/>
+              </w:rPr>
+              <w:t>Länder-Daten</w:t>
+            </w:r>
+          </w:p>
+        </w:tc>
+      </w:tr>
+      <w:tr>
+        <w:tc>
+          <w:tcPr>
+            <w:cnfStyle w:val="001000000000" w:firstRow="0" w:lastRow="0" w:firstColumn="1" w:lastColumn="0" w:oddVBand="0" w:evenVBand="0" w:oddHBand="0" w:evenHBand="0" w:firstRowFirstColumn="0" w:firstRowLastColumn="0" w:lastRowFirstColumn="0" w:lastRowLastColumn="0"/>
+            <w:tcW w:w="0" w:type="auto"/>
+            <w:hideMark/>
+          </w:tcPr>
+          <w:p>
+            <w:pPr>
+              <w:rPr>
+                <w:rFonts w:ascii="Arial" w:eastAsia="Times New Roman" w:hAnsi="Arial" w:cs="Arial"/>
+                <w:kern w:val="0"/>
+                <w:sz w:val="24"/>
+                <w:szCs w:val="24"/>
+                <w:lang w:eastAsia="de-DE"/>
+                <w14:ligatures w14:val="none"/>
+              </w:rPr>
+            </w:pPr>
+            <w:r>
+              <w:rPr>
+                <w:rFonts w:ascii="Arial" w:eastAsia="Times New Roman" w:hAnsi="Arial" w:cs="Arial"/>
+                <w:kern w:val="0"/>
+                <w:sz w:val="24"/>
+                <w:szCs w:val="24"/>
+                <w:lang w:eastAsia="de-DE"/>
+                <w14:ligatures w14:val="none"/>
+              </w:rPr>
+              <w:t>Dog CEO</w:t>
+            </w:r>
+          </w:p>
+        </w:tc>
+        <w:tc>
+          <w:tcPr>
+            <w:tcW w:w="0" w:type="auto"/>
+            <w:hideMark/>
+          </w:tcPr>
+          <w:p>
+            <w:pPr>
+              <w:cnfStyle w:val="000000000000" w:firstRow="0" w:lastRow="0" w:firstColumn="0" w:lastColumn="0" w:oddVBand="0" w:evenVBand="0" w:oddHBand="0" w:evenHBand="0" w:firstRowFirstColumn="0" w:firstRowLastColumn="0" w:lastRowFirstColumn="0" w:lastRowLastColumn="0"/>
+              <w:rPr>
+                <w:rFonts w:ascii="Arial" w:eastAsia="Times New Roman" w:hAnsi="Arial" w:cs="Arial"/>
+                <w:kern w:val="0"/>
+                <w:sz w:val="24"/>
+                <w:szCs w:val="24"/>
+                <w:lang w:eastAsia="de-DE"/>
+                <w14:ligatures w14:val="none"/>
+              </w:rPr>
+            </w:pPr>
+            <w:r>
+              <w:rPr>
+                <w:rFonts w:ascii="Arial" w:eastAsia="Times New Roman" w:hAnsi="Arial" w:cs="Arial"/>
+                <w:kern w:val="0"/>
+                <w:sz w:val="24"/>
+                <w:szCs w:val="24"/>
+                <w:lang w:eastAsia="de-DE"/>
+                <w14:ligatures w14:val="none"/>
+              </w:rPr>
+              <w:t>Hunde-Bilder</w:t>
+            </w:r>
+          </w:p>
+        </w:tc>
+      </w:tr>
+      <w:tr>
+        <w:trPr>
+          <w:cnfStyle w:val="000000100000" w:firstRow="0" w:lastRow="0" w:firstColumn="0" w:lastColumn="0" w:oddVBand="0" w:evenVBand="0" w:oddHBand="1" w:evenHBand="0" w:firstRowFirstColumn="0" w:firstRowLastColumn="0" w:lastRowFirstColumn="0" w:lastRowLastColumn="0"/>
+        </w:trPr>
+        <w:tc>
+          <w:tcPr>
+            <w:cnfStyle w:val="001000000000" w:firstRow="0" w:lastRow="0" w:firstColumn="1" w:lastColumn="0" w:oddVBand="0" w:evenVBand="0" w:oddHBand="0" w:evenHBand="0" w:firstRowFirstColumn="0" w:firstRowLastColumn="0" w:lastRowFirstColumn="0" w:lastRowLastColumn="0"/>
+            <w:tcW w:w="0" w:type="auto"/>
+            <w:hideMark/>
+          </w:tcPr>
+          <w:p>
+            <w:pPr>
+              <w:rPr>
+                <w:rFonts w:ascii="Arial" w:eastAsia="Times New Roman" w:hAnsi="Arial" w:cs="Arial"/>
+                <w:kern w:val="0"/>
+                <w:sz w:val="24"/>
+                <w:szCs w:val="24"/>
+                <w:lang w:eastAsia="de-DE"/>
+                <w14:ligatures w14:val="none"/>
+              </w:rPr>
+            </w:pPr>
+            <w:r>
+              <w:rPr>
+                <w:rFonts w:ascii="Arial" w:eastAsia="Times New Roman" w:hAnsi="Arial" w:cs="Arial"/>
+                <w:kern w:val="0"/>
+                <w:sz w:val="24"/>
+                <w:szCs w:val="24"/>
+                <w:lang w:eastAsia="de-DE"/>
+                <w14:ligatures w14:val="none"/>
+              </w:rPr>
+              <w:t>Open-Meteo</w:t>
+            </w:r>
+          </w:p>
+        </w:tc>
+        <w:tc>
+          <w:tcPr>
+            <w:tcW w:w="0" w:type="auto"/>
+            <w:hideMark/>
+          </w:tcPr>
+          <w:p>
+            <w:pPr>
+              <w:cnfStyle w:val="000000100000" w:firstRow="0" w:lastRow="0" w:firstColumn="0" w:lastColumn="0" w:oddVBand="0" w:evenVBand="0" w:oddHBand="1" w:evenHBand="0" w:firstRowFirstColumn="0" w:firstRowLastColumn="0" w:lastRowFirstColumn="0" w:lastRowLastColumn="0"/>
+              <w:rPr>
+                <w:rFonts w:ascii="Arial" w:eastAsia="Times New Roman" w:hAnsi="Arial" w:cs="Arial"/>
+                <w:kern w:val="0"/>
+                <w:sz w:val="24"/>
+                <w:szCs w:val="24"/>
+                <w:lang w:eastAsia="de-DE"/>
+                <w14:ligatures w14:val="none"/>
+              </w:rPr>
+            </w:pPr>
+            <w:r>
+              <w:rPr>
+                <w:rFonts w:ascii="Arial" w:eastAsia="Times New Roman" w:hAnsi="Arial" w:cs="Arial"/>
+                <w:kern w:val="0"/>
+                <w:sz w:val="24"/>
+                <w:szCs w:val="24"/>
+                <w:lang w:eastAsia="de-DE"/>
+                <w14:ligatures w14:val="none"/>
+              </w:rPr>
+              <w:t>Wetter</w:t>
+            </w:r>
+          </w:p>
+        </w:tc>
+      </w:tr>
+      <w:tr>
+        <w:tc>
+          <w:tcPr>
+            <w:cnfStyle w:val="001000000000" w:firstRow="0" w:lastRow="0" w:firstColumn="1" w:lastColumn="0" w:oddVBand="0" w:evenVBand="0" w:oddHBand="0" w:evenHBand="0" w:firstRowFirstColumn="0" w:firstRowLastColumn="0" w:lastRowFirstColumn="0" w:lastRowLastColumn="0"/>
+            <w:tcW w:w="0" w:type="auto"/>
+            <w:hideMark/>
+          </w:tcPr>
+          <w:p>
+            <w:pPr>
+              <w:rPr>
+                <w:rFonts w:ascii="Arial" w:eastAsia="Times New Roman" w:hAnsi="Arial" w:cs="Arial"/>
+                <w:kern w:val="0"/>
+                <w:sz w:val="24"/>
+                <w:szCs w:val="24"/>
+                <w:lang w:eastAsia="de-DE"/>
+                <w14:ligatures w14:val="none"/>
+              </w:rPr>
+            </w:pPr>
+            <w:r>
+              <w:rPr>
+                <w:rFonts w:ascii="Arial" w:eastAsia="Times New Roman" w:hAnsi="Arial" w:cs="Arial"/>
+                <w:kern w:val="0"/>
+                <w:sz w:val="24"/>
+                <w:szCs w:val="24"/>
+                <w:lang w:eastAsia="de-DE"/>
+                <w14:ligatures w14:val="none"/>
+              </w:rPr>
+              <w:t>Bored API</w:t>
+            </w:r>
+          </w:p>
+        </w:tc>
+        <w:tc>
+          <w:tcPr>
+            <w:tcW w:w="0" w:type="auto"/>
+            <w:hideMark/>
+          </w:tcPr>
+          <w:p>
+            <w:pPr>
+              <w:cnfStyle w:val="000000000000" w:firstRow="0" w:lastRow="0" w:firstColumn="0" w:lastColumn="0" w:oddVBand="0" w:evenVBand="0" w:oddHBand="0" w:evenHBand="0" w:firstRowFirstColumn="0" w:firstRowLastColumn="0" w:lastRowFirstColumn="0" w:lastRowLastColumn="0"/>
+              <w:rPr>
+                <w:rFonts w:ascii="Arial" w:eastAsia="Times New Roman" w:hAnsi="Arial" w:cs="Arial"/>
+                <w:kern w:val="0"/>
+                <w:sz w:val="24"/>
+                <w:szCs w:val="24"/>
+                <w:lang w:eastAsia="de-DE"/>
+                <w14:ligatures w14:val="none"/>
+              </w:rPr>
+            </w:pPr>
+            <w:r>
+              <w:rPr>
+                <w:rFonts w:ascii="Arial" w:eastAsia="Times New Roman" w:hAnsi="Arial" w:cs="Arial"/>
+                <w:kern w:val="0"/>
+                <w:sz w:val="24"/>
+                <w:szCs w:val="24"/>
+                <w:lang w:eastAsia="de-DE"/>
+                <w14:ligatures w14:val="none"/>
+              </w:rPr>
+              <w:t>Aktivitäten-Vorschläge</w:t>
+            </w:r>
+          </w:p>
+        </w:tc>
+      </w:tr>
+      <w:tr>
+        <w:trPr>
+          <w:cnfStyle w:val="000000100000" w:firstRow="0" w:lastRow="0" w:firstColumn="0" w:lastColumn="0" w:oddVBand="0" w:evenVBand="0" w:oddHBand="1" w:evenHBand="0" w:firstRowFirstColumn="0" w:firstRowLastColumn="0" w:lastRowFirstColumn="0" w:lastRowLastColumn="0"/>
+        </w:trPr>
+        <w:tc>
+          <w:tcPr>
+            <w:cnfStyle w:val="001000000000" w:firstRow="0" w:lastRow="0" w:firstColumn="1" w:lastColumn="0" w:oddVBand="0" w:evenVBand="0" w:oddHBand="0" w:evenHBand="0" w:firstRowFirstColumn="0" w:firstRowLastColumn="0" w:lastRowFirstColumn="0" w:lastRowLastColumn="0"/>
+            <w:tcW w:w="0" w:type="auto"/>
+            <w:hideMark/>
+          </w:tcPr>
+          <w:p>
+            <w:pPr>
+              <w:rPr>
+                <w:rFonts w:ascii="Arial" w:eastAsia="Times New Roman" w:hAnsi="Arial" w:cs="Arial"/>
+                <w:kern w:val="0"/>
+                <w:sz w:val="24"/>
+                <w:szCs w:val="24"/>
+                <w:lang w:eastAsia="de-DE"/>
+                <w14:ligatures w14:val="none"/>
+              </w:rPr>
+            </w:pPr>
+            <w:r>
+              <w:rPr>
+                <w:rFonts w:ascii="Arial" w:eastAsia="Times New Roman" w:hAnsi="Arial" w:cs="Arial"/>
+                <w:kern w:val="0"/>
+                <w:sz w:val="24"/>
+                <w:szCs w:val="24"/>
+                <w:lang w:eastAsia="de-DE"/>
+                <w14:ligatures w14:val="none"/>
+              </w:rPr>
+              <w:t>Public APIs</w:t>
+            </w:r>
+          </w:p>
+        </w:tc>
+        <w:tc>
+          <w:tcPr>
+            <w:tcW w:w="0" w:type="auto"/>
+            <w:hideMark/>
+          </w:tcPr>
+          <w:p>
+            <w:pPr>
+              <w:cnfStyle w:val="000000100000" w:firstRow="0" w:lastRow="0" w:firstColumn="0" w:lastColumn="0" w:oddVBand="0" w:evenVBand="0" w:oddHBand="1" w:evenHBand="0" w:firstRowFirstColumn="0" w:firstRowLastColumn="0" w:lastRowFirstColumn="0" w:lastRowLastColumn="0"/>
+              <w:rPr>
+                <w:rFonts w:ascii="Arial" w:eastAsia="Times New Roman" w:hAnsi="Arial" w:cs="Arial"/>
+                <w:kern w:val="0"/>
+                <w:sz w:val="24"/>
+                <w:szCs w:val="24"/>
+                <w:lang w:eastAsia="de-DE"/>
+                <w14:ligatures w14:val="none"/>
+              </w:rPr>
+            </w:pPr>
+            <w:r>
+              <w:rPr>
+                <w:rFonts w:ascii="Arial" w:eastAsia="Times New Roman" w:hAnsi="Arial" w:cs="Arial"/>
+                <w:kern w:val="0"/>
+                <w:sz w:val="24"/>
+                <w:szCs w:val="24"/>
+                <w:lang w:eastAsia="de-DE"/>
+                <w14:ligatures w14:val="none"/>
+              </w:rPr>
+              <w:t>API-Verzeichnis</w:t>
+            </w:r>
+          </w:p>
+        </w:tc>
+      </w:tr>
+    </w:tbl>
+    <w:p>
+      <w:pPr>
+        <w:spacing w:after="0" w:line="240" w:lineRule="auto"/>
+        <w:rPr>
+          <w:rFonts w:ascii="Arial" w:eastAsia="Times New Roman" w:hAnsi="Arial" w:cs="Arial"/>
+          <w:kern w:val="0"/>
+          <w:sz w:val="24"/>
+          <w:szCs w:val="24"/>
+          <w:lang w:eastAsia="de-DE"/>
+          <w14:ligatures w14:val="none"/>
+        </w:rPr>
+      </w:pPr>
+    </w:p>
+    <w:p>
+      <w:pPr>
+        <w:rPr>
+          <w:rFonts w:ascii="Arial" w:hAnsi="Arial" w:cs="Arial"/>
+          <w:sz w:val="24"/>
+          <w:szCs w:val="24"/>
+        </w:rPr>
+      </w:pPr>
     </w:p>
     <w:sectPr>
       <w:pgSz w:w="11906" w:h="16838"/>
@@ -3474,7 +5574,6 @@
     <w:next w:val="Standard"/>
     <w:link w:val="berschrift2Zchn"/>
     <w:uiPriority w:val="9"/>
-    <w:semiHidden/>
     <w:unhideWhenUsed/>
     <w:qFormat/>
     <w:rsid w:val="00554482"/>
@@ -3497,7 +5596,6 @@
     <w:next w:val="Standard"/>
     <w:link w:val="berschrift3Zchn"/>
     <w:uiPriority w:val="9"/>
-    <w:semiHidden/>
     <w:unhideWhenUsed/>
     <w:qFormat/>
     <w:rsid w:val="00554482"/>
@@ -3690,7 +5788,6 @@
     <w:basedOn w:val="Absatz-Standardschriftart"/>
     <w:link w:val="berschrift2"/>
     <w:uiPriority w:val="9"/>
-    <w:semiHidden/>
     <w:rsid w:val="00554482"/>
     <w:rPr>
       <w:rFonts w:asciiTheme="majorHAnsi" w:eastAsiaTheme="majorEastAsia" w:hAnsiTheme="majorHAnsi" w:cstheme="majorBidi"/>
@@ -3704,7 +5801,6 @@
     <w:basedOn w:val="Absatz-Standardschriftart"/>
     <w:link w:val="berschrift3"/>
     <w:uiPriority w:val="9"/>
-    <w:semiHidden/>
     <w:rsid w:val="00554482"/>
     <w:rPr>
       <w:rFonts w:eastAsiaTheme="majorEastAsia" w:cstheme="majorBidi"/>
@@ -3961,6 +6057,166 @@
       <w:color w:val="2E74B5" w:themeColor="accent1" w:themeShade="BF"/>
       <w:spacing w:val="5"/>
     </w:rPr>
+  </w:style>
+  <w:style w:type="paragraph" w:styleId="StandardWeb">
+    <w:name w:val="Normal (Web)"/>
+    <w:basedOn w:val="Standard"/>
+    <w:uiPriority w:val="99"/>
+    <w:semiHidden/>
+    <w:unhideWhenUsed/>
+    <w:rsid w:val="00F73F30"/>
+    <w:pPr>
+      <w:spacing w:before="100" w:beforeAutospacing="1" w:after="100" w:afterAutospacing="1" w:line="240" w:lineRule="auto"/>
+    </w:pPr>
+    <w:rPr>
+      <w:rFonts w:ascii="Times New Roman" w:eastAsia="Times New Roman" w:hAnsi="Times New Roman" w:cs="Times New Roman"/>
+      <w:kern w:val="0"/>
+      <w:sz w:val="24"/>
+      <w:szCs w:val="24"/>
+      <w:lang w:eastAsia="de-DE"/>
+      <w14:ligatures w14:val="none"/>
+    </w:rPr>
+  </w:style>
+  <w:style w:type="character" w:styleId="Fett">
+    <w:name w:val="Strong"/>
+    <w:basedOn w:val="Absatz-Standardschriftart"/>
+    <w:uiPriority w:val="22"/>
+    <w:qFormat/>
+    <w:rsid w:val="00F73F30"/>
+    <w:rPr>
+      <w:b/>
+      <w:bCs/>
+    </w:rPr>
+  </w:style>
+  <w:style w:type="paragraph" w:styleId="HTMLVorformatiert">
+    <w:name w:val="HTML Preformatted"/>
+    <w:basedOn w:val="Standard"/>
+    <w:link w:val="HTMLVorformatiertZchn"/>
+    <w:uiPriority w:val="99"/>
+    <w:semiHidden/>
+    <w:unhideWhenUsed/>
+    <w:rsid w:val="00F73F30"/>
+    <w:pPr>
+      <w:tabs>
+        <w:tab w:val="left" w:pos="916"/>
+        <w:tab w:val="left" w:pos="1832"/>
+        <w:tab w:val="left" w:pos="2748"/>
+        <w:tab w:val="left" w:pos="3664"/>
+        <w:tab w:val="left" w:pos="4580"/>
+        <w:tab w:val="left" w:pos="5496"/>
+        <w:tab w:val="left" w:pos="6412"/>
+        <w:tab w:val="left" w:pos="7328"/>
+        <w:tab w:val="left" w:pos="8244"/>
+        <w:tab w:val="left" w:pos="9160"/>
+        <w:tab w:val="left" w:pos="10076"/>
+        <w:tab w:val="left" w:pos="10992"/>
+        <w:tab w:val="left" w:pos="11908"/>
+        <w:tab w:val="left" w:pos="12824"/>
+        <w:tab w:val="left" w:pos="13740"/>
+        <w:tab w:val="left" w:pos="14656"/>
+      </w:tabs>
+      <w:spacing w:after="0" w:line="240" w:lineRule="auto"/>
+    </w:pPr>
+    <w:rPr>
+      <w:rFonts w:ascii="Courier New" w:eastAsia="Times New Roman" w:hAnsi="Courier New" w:cs="Courier New"/>
+      <w:kern w:val="0"/>
+      <w:sz w:val="20"/>
+      <w:szCs w:val="20"/>
+      <w:lang w:eastAsia="de-DE"/>
+      <w14:ligatures w14:val="none"/>
+    </w:rPr>
+  </w:style>
+  <w:style w:type="character" w:customStyle="1" w:styleId="HTMLVorformatiertZchn">
+    <w:name w:val="HTML Vorformatiert Zchn"/>
+    <w:basedOn w:val="Absatz-Standardschriftart"/>
+    <w:link w:val="HTMLVorformatiert"/>
+    <w:uiPriority w:val="99"/>
+    <w:semiHidden/>
+    <w:rsid w:val="00F73F30"/>
+    <w:rPr>
+      <w:rFonts w:ascii="Courier New" w:eastAsia="Times New Roman" w:hAnsi="Courier New" w:cs="Courier New"/>
+      <w:kern w:val="0"/>
+      <w:sz w:val="20"/>
+      <w:szCs w:val="20"/>
+      <w:lang w:eastAsia="de-DE"/>
+      <w14:ligatures w14:val="none"/>
+    </w:rPr>
+  </w:style>
+  <w:style w:type="character" w:styleId="HTMLCode">
+    <w:name w:val="HTML Code"/>
+    <w:basedOn w:val="Absatz-Standardschriftart"/>
+    <w:uiPriority w:val="99"/>
+    <w:semiHidden/>
+    <w:unhideWhenUsed/>
+    <w:rsid w:val="00F73F30"/>
+    <w:rPr>
+      <w:rFonts w:ascii="Courier New" w:eastAsia="Times New Roman" w:hAnsi="Courier New" w:cs="Courier New"/>
+      <w:sz w:val="20"/>
+      <w:szCs w:val="20"/>
+    </w:rPr>
+  </w:style>
+  <w:style w:type="table" w:styleId="EinfacheTabelle1">
+    <w:name w:val="Plain Table 1"/>
+    <w:basedOn w:val="NormaleTabelle"/>
+    <w:uiPriority w:val="41"/>
+    <w:rsid w:val="00F73F30"/>
+    <w:pPr>
+      <w:spacing w:after="0" w:line="240" w:lineRule="auto"/>
+    </w:pPr>
+    <w:tblPr>
+      <w:tblStyleRowBandSize w:val="1"/>
+      <w:tblStyleColBandSize w:val="1"/>
+      <w:tblBorders>
+        <w:top w:val="single" w:sz="4" w:space="0" w:color="BFBFBF" w:themeColor="background1" w:themeShade="BF"/>
+        <w:left w:val="single" w:sz="4" w:space="0" w:color="BFBFBF" w:themeColor="background1" w:themeShade="BF"/>
+        <w:bottom w:val="single" w:sz="4" w:space="0" w:color="BFBFBF" w:themeColor="background1" w:themeShade="BF"/>
+        <w:right w:val="single" w:sz="4" w:space="0" w:color="BFBFBF" w:themeColor="background1" w:themeShade="BF"/>
+        <w:insideH w:val="single" w:sz="4" w:space="0" w:color="BFBFBF" w:themeColor="background1" w:themeShade="BF"/>
+        <w:insideV w:val="single" w:sz="4" w:space="0" w:color="BFBFBF" w:themeColor="background1" w:themeShade="BF"/>
+      </w:tblBorders>
+    </w:tblPr>
+    <w:tblStylePr w:type="firstRow">
+      <w:rPr>
+        <w:b/>
+        <w:bCs/>
+      </w:rPr>
+    </w:tblStylePr>
+    <w:tblStylePr w:type="lastRow">
+      <w:rPr>
+        <w:b/>
+        <w:bCs/>
+      </w:rPr>
+      <w:tblPr/>
+      <w:tcPr>
+        <w:tcBorders>
+          <w:top w:val="double" w:sz="4" w:space="0" w:color="BFBFBF" w:themeColor="background1" w:themeShade="BF"/>
+        </w:tcBorders>
+      </w:tcPr>
+    </w:tblStylePr>
+    <w:tblStylePr w:type="firstCol">
+      <w:rPr>
+        <w:b/>
+        <w:bCs/>
+      </w:rPr>
+    </w:tblStylePr>
+    <w:tblStylePr w:type="lastCol">
+      <w:rPr>
+        <w:b/>
+        <w:bCs/>
+      </w:rPr>
+    </w:tblStylePr>
+    <w:tblStylePr w:type="band1Vert">
+      <w:tblPr/>
+      <w:tcPr>
+        <w:shd w:val="clear" w:color="auto" w:fill="F2F2F2" w:themeFill="background1" w:themeFillShade="F2"/>
+      </w:tcPr>
+    </w:tblStylePr>
+    <w:tblStylePr w:type="band1Horz">
+      <w:tblPr/>
+      <w:tcPr>
+        <w:shd w:val="clear" w:color="auto" w:fill="F2F2F2" w:themeFill="background1" w:themeFillShade="F2"/>
+      </w:tcPr>
+    </w:tblStylePr>
   </w:style>
 </w:styles>
 </file>
